--- a/svoyo-delo/대본/8부/10화_Reshenie.docx
+++ b/svoyo-delo/대본/8부/10화_Reshenie.docx
@@ -1485,7 +1485,7 @@
         <w:t xml:space="preserve"> </w:t>
       </w:r>
       <w:r>
-        <w:t xml:space="preserve">- 규칙: 지문 없음. 전 화 100% 「화자명: 대사」. 1턴 18단어 이내 + 긴 턴 10~15회(30~55단어). 문법 초점(C1+): 의결 공문체(Принято единогласно / Отказываемся сознательно), 역설 대구(Продать — и остаться), 교환 구문(отдаю будущий рост за сегодняшний сон), 정의(Ответ — это уважение).</w:t>
+        <w:t xml:space="preserve">- 규칙: 지문 없음. 전 화 100% 「화자명: 대사」. 1턴 24단어 이내 + 긴 턴 10~15회(35~60단어). 문법 초점(C1+): 의결 공문체(Принято единогласно / Отказываемся сознательно), 역설 대구(Продать — и остаться), 교환 구문(отдаю будущий рост за сегодняшний сон), 정의(Ответ — это уважение).</w:t>
       </w:r>
       <w:r>
         <w:t xml:space="preserve"> </w:t>
@@ -1646,15 +1646,15 @@
         <w:pStyle w:val="FirstParagraph"/>
       </w:pPr>
       <w:r>
-        <w:t xml:space="preserve">DOYUN: Доброе утро. Я москвич. Восемнадцать часов. Спал четыре. Без субтитров не получилось.</w:t>
-      </w:r>
-    </w:p>
-    <w:p>
-      <w:pPr>
-        <w:pStyle w:val="BodyText"/>
-      </w:pPr>
-      <w:r>
-        <w:t xml:space="preserve">OLGA: Доюн, садись. Кофе — справа. Твой стул — теперь этот. С табличкой.</w:t>
+        <w:t xml:space="preserve">DOYUN: Доброе утро. Теперь я москвич: восемнадцать часов в дороге и четыре часа сна. Без субтитров, к сожалению, не получилось.</w:t>
+      </w:r>
+    </w:p>
+    <w:p>
+      <w:pPr>
+        <w:pStyle w:val="BodyText"/>
+      </w:pPr>
+      <w:r>
+        <w:t xml:space="preserve">OLGA: Доюн, садись, кофе справа. Твой стул теперь вот этот, с табличкой.</w:t>
       </w:r>
     </w:p>
     <w:p>
@@ -1670,39 +1670,39 @@
         <w:pStyle w:val="BodyText"/>
       </w:pPr>
       <w:r>
-        <w:t xml:space="preserve">OLGA: Зоя. В субботу. Сама. Сказала: «Чтобы он знал, что его ждали».</w:t>
-      </w:r>
-    </w:p>
-    <w:p>
-      <w:pPr>
-        <w:pStyle w:val="BodyText"/>
-      </w:pPr>
-      <w:r>
-        <w:t xml:space="preserve">BORIS: Доброе утро всем. Лев, садись рядом. Сегодня ты пишешь не мои фразы. Сегодня — протокол.</w:t>
-      </w:r>
-    </w:p>
-    <w:p>
-      <w:pPr>
-        <w:pStyle w:val="BodyText"/>
-      </w:pPr>
-      <w:r>
-        <w:t xml:space="preserve">LEV: Я всю жизнь пишу протоколы, Борис. Просто ты называл их «фразами».</w:t>
-      </w:r>
-    </w:p>
-    <w:p>
-      <w:pPr>
-        <w:pStyle w:val="BodyText"/>
-      </w:pPr>
-      <w:r>
-        <w:t xml:space="preserve">ZUYEVA: Доброе утро. Я пришла как независимый член совета. И как свидетель. Говорят, сегодня будет решение.</w:t>
-      </w:r>
-    </w:p>
-    <w:p>
-      <w:pPr>
-        <w:pStyle w:val="BodyText"/>
-      </w:pPr>
-      <w:r>
-        <w:t xml:space="preserve">ALEKSEY: Будет, Нина Аркадьевна. Ждём Ирину.</w:t>
+        <w:t xml:space="preserve">OLGA: Это Зоя, в субботу, сама. Она сказала: «Чтобы он знал, что его ждали».</w:t>
+      </w:r>
+    </w:p>
+    <w:p>
+      <w:pPr>
+        <w:pStyle w:val="BodyText"/>
+      </w:pPr>
+      <w:r>
+        <w:t xml:space="preserve">BORIS: Доброе утро всем. Лев, садись рядом. Сегодня ты пишешь не мои фразы, а настоящий протокол.</w:t>
+      </w:r>
+    </w:p>
+    <w:p>
+      <w:pPr>
+        <w:pStyle w:val="BodyText"/>
+      </w:pPr>
+      <w:r>
+        <w:t xml:space="preserve">LEV: Я всю жизнь пишу протоколы, Борис. Просто ты почему-то называл их «фразами».</w:t>
+      </w:r>
+    </w:p>
+    <w:p>
+      <w:pPr>
+        <w:pStyle w:val="BodyText"/>
+      </w:pPr>
+      <w:r>
+        <w:t xml:space="preserve">ZUYEVA: Доброе утро. Я пришла как независимый член совета и как свидетель, потому что, говорят, сегодня будет решение.</w:t>
+      </w:r>
+    </w:p>
+    <w:p>
+      <w:pPr>
+        <w:pStyle w:val="BodyText"/>
+      </w:pPr>
+      <w:r>
+        <w:t xml:space="preserve">ALEKSEY: Будет, Нина Аркадьевна. Мы ждём только Ирину.</w:t>
       </w:r>
     </w:p>
     <w:p>
@@ -1718,47 +1718,47 @@
         <w:pStyle w:val="BodyText"/>
       </w:pPr>
       <w:r>
-        <w:t xml:space="preserve">BORIS: Когда пишут «не волнуйтесь» — надо волноваться. Это я знаю с девяностых.</w:t>
-      </w:r>
-    </w:p>
-    <w:p>
-      <w:pPr>
-        <w:pStyle w:val="BodyText"/>
-      </w:pPr>
-      <w:r>
-        <w:t xml:space="preserve">IRINA: Не надо волноваться, Борис Игоревич. Простите, пробки. Я здесь. С чемоданом. Не пугайтесь.</w:t>
-      </w:r>
-    </w:p>
-    <w:p>
-      <w:pPr>
-        <w:pStyle w:val="BodyText"/>
-      </w:pPr>
-      <w:r>
-        <w:t xml:space="preserve">ALEKSEY: С чемоданом? Ира, ты уезжаешь?</w:t>
-      </w:r>
-    </w:p>
-    <w:p>
-      <w:pPr>
-        <w:pStyle w:val="BodyText"/>
-      </w:pPr>
-      <w:r>
-        <w:t xml:space="preserve">IRINA: Через три недели. С мамой, в Кисловодск, на месяц. Чемодан купила по дороге. Чтобы не передумать.</w:t>
-      </w:r>
-    </w:p>
-    <w:p>
-      <w:pPr>
-        <w:pStyle w:val="BodyText"/>
-      </w:pPr>
-      <w:r>
-        <w:t xml:space="preserve">BORIS: Купить чемодан, чтобы не передумать. Это по-нашему.</w:t>
-      </w:r>
-    </w:p>
-    <w:p>
-      <w:pPr>
-        <w:pStyle w:val="BodyText"/>
-      </w:pPr>
-      <w:r>
-        <w:t xml:space="preserve">OLGA: Значит, ты решила.</w:t>
+        <w:t xml:space="preserve">BORIS: Когда пишут «не волнуйтесь», значит, надо волноваться. Это я знаю ещё с девяностых.</w:t>
+      </w:r>
+    </w:p>
+    <w:p>
+      <w:pPr>
+        <w:pStyle w:val="BodyText"/>
+      </w:pPr>
+      <w:r>
+        <w:t xml:space="preserve">IRINA: Не надо волноваться, Борис Игоревич. Простите, пробки. Я здесь, правда, с чемоданом, но вы не пугайтесь.</w:t>
+      </w:r>
+    </w:p>
+    <w:p>
+      <w:pPr>
+        <w:pStyle w:val="BodyText"/>
+      </w:pPr>
+      <w:r>
+        <w:t xml:space="preserve">ALEKSEY: С чемоданом? Ира, ты что, уезжаешь?</w:t>
+      </w:r>
+    </w:p>
+    <w:p>
+      <w:pPr>
+        <w:pStyle w:val="BodyText"/>
+      </w:pPr>
+      <w:r>
+        <w:t xml:space="preserve">IRINA: Через три недели, с мамой, в Кисловодск, на месяц. Чемодан я купила по дороге, чтобы не передумать.</w:t>
+      </w:r>
+    </w:p>
+    <w:p>
+      <w:pPr>
+        <w:pStyle w:val="BodyText"/>
+      </w:pPr>
+      <w:r>
+        <w:t xml:space="preserve">BORIS: Купить чемодан, чтобы не передумать. Вот это по-нашему, уважаю.</w:t>
+      </w:r>
+    </w:p>
+    <w:p>
+      <w:pPr>
+        <w:pStyle w:val="BodyText"/>
+      </w:pPr>
+      <w:r>
+        <w:t xml:space="preserve">OLGA: Значит, ты всё-таки решила, Ира.</w:t>
       </w:r>
     </w:p>
     <w:bookmarkEnd w:id="21"/>
@@ -1776,175 +1776,175 @@
         <w:pStyle w:val="FirstParagraph"/>
       </w:pPr>
       <w:r>
-        <w:t xml:space="preserve">IRINA: Решила. Только не перебивайте. В субботу я поехала в Сосновку. Одна. Хотела посмотреть на гвоздь.</w:t>
-      </w:r>
-    </w:p>
-    <w:p>
-      <w:pPr>
-        <w:pStyle w:val="BodyText"/>
-      </w:pPr>
-      <w:r>
-        <w:t xml:space="preserve">ALEKSEY: Ты была в Сосновке? Одна?</w:t>
-      </w:r>
-    </w:p>
-    <w:p>
-      <w:pPr>
-        <w:pStyle w:val="BodyText"/>
-      </w:pPr>
-      <w:r>
-        <w:t xml:space="preserve">IRINA: Не перебивай. На крыльце пункта сидел мужчина. Чинил ступеньку. Она не была сломана.</w:t>
-      </w:r>
-    </w:p>
-    <w:p>
-      <w:pPr>
-        <w:pStyle w:val="BodyText"/>
-      </w:pPr>
-      <w:r>
-        <w:t xml:space="preserve">DOYUN: Митя.</w:t>
-      </w:r>
-    </w:p>
-    <w:p>
-      <w:pPr>
-        <w:pStyle w:val="BodyText"/>
-      </w:pPr>
-      <w:r>
-        <w:t xml:space="preserve">IRINA: Митя. Дмитрий Гусев. Он не слышит, поэтому я написала ему в телефоне: «Зачем вы чините, если не сломано?» Он прочитал. Посмотрел на меня долго, как будто на губах у меня было что-то ещё. И ответил вслух, медленно, очень чётко: «Чтобы не сломалось».</w:t>
-      </w:r>
-    </w:p>
-    <w:p>
-      <w:pPr>
-        <w:pStyle w:val="BodyText"/>
-      </w:pPr>
-      <w:r>
-        <w:t xml:space="preserve">OLGA: «Чтобы не сломалось»…</w:t>
-      </w:r>
-    </w:p>
-    <w:p>
-      <w:pPr>
-        <w:pStyle w:val="BodyText"/>
-      </w:pPr>
-      <w:r>
-        <w:t xml:space="preserve">IRINA: Я стояла там полчаса. Потом поехала домой. Мама спросила: «Что решила?» Я сказала: «Решила продать. И остаться».</w:t>
-      </w:r>
-    </w:p>
-    <w:p>
-      <w:pPr>
-        <w:pStyle w:val="BodyText"/>
-      </w:pPr>
-      <w:r>
-        <w:t xml:space="preserve">BORIS: Продать — и остаться? Это как?</w:t>
-      </w:r>
-    </w:p>
-    <w:p>
-      <w:pPr>
-        <w:pStyle w:val="BodyText"/>
-      </w:pPr>
-      <w:r>
-        <w:t xml:space="preserve">IRINA: Я продаю свои двадцать процентов «Седжину». Шестьсот двадцать миллионов. Это дверь. Через неё выходят деньги. Мамина клиника без очереди. Кисловодск. Квартира без ипотеки. Это моё «устала» — оплачено. Честно. Без окна.</w:t>
-      </w:r>
-    </w:p>
-    <w:p>
-      <w:pPr>
-        <w:pStyle w:val="BodyText"/>
-      </w:pPr>
-      <w:r>
-        <w:t xml:space="preserve">ZUYEVA: А «остаться»?</w:t>
-      </w:r>
-    </w:p>
-    <w:p>
-      <w:pPr>
-        <w:pStyle w:val="BodyText"/>
-      </w:pPr>
-      <w:r>
-        <w:t xml:space="preserve">IRINA: Остаюсь финансовым директором. Наёмным. На зарплате. Без доли. После Кисловодска. Если вы меня возьмёте обратно.</w:t>
-      </w:r>
-    </w:p>
-    <w:p>
-      <w:pPr>
-        <w:pStyle w:val="BodyText"/>
-      </w:pPr>
-      <w:r>
-        <w:t xml:space="preserve">ALEKSEY: Ира… Если возьмём? Мы бы тебя не отпустили.</w:t>
-      </w:r>
-    </w:p>
-    <w:p>
-      <w:pPr>
-        <w:pStyle w:val="BodyText"/>
-      </w:pPr>
-      <w:r>
-        <w:t xml:space="preserve">IRINA: Отпустили бы, Лёша. И это правильно — отпускать людей, когда они устали. А я вернусь сама. Через ту же дверь, только с другой стороны. Как сотрудник. Без восьмисот миллионов на плечах — только с цифрами. Цифры я люблю. Восемьсот миллионов — нет. Они тяжёлые.</w:t>
-      </w:r>
-    </w:p>
-    <w:p>
-      <w:pPr>
-        <w:pStyle w:val="BodyText"/>
-      </w:pPr>
-      <w:r>
-        <w:t xml:space="preserve">OLGA: Ты понимаешь, что ты отдаёшь? Двадцать процентов компании, которая через два года будет стоить вдвое больше.</w:t>
-      </w:r>
-    </w:p>
-    <w:p>
-      <w:pPr>
-        <w:pStyle w:val="BodyText"/>
-      </w:pPr>
-      <w:r>
-        <w:t xml:space="preserve">IRINA: Понимаю, Ольга. Я считаю лучше тебя, ты сама это говоришь каждый год. Я отдаю будущий рост за сегодняшний сон. Для инвестора это плохая сделка. Гусарова бы поставила мне двойку. А для человека — хорошая. Я сегодня — человек. Инвестором я была восемь лет. Хватит.</w:t>
-      </w:r>
-    </w:p>
-    <w:p>
-      <w:pPr>
-        <w:pStyle w:val="BodyText"/>
-      </w:pPr>
-      <w:r>
-        <w:t xml:space="preserve">DOYUN: Президент сказал бы: «Это не совет. Это история». Я переведу ему так.</w:t>
-      </w:r>
-    </w:p>
-    <w:p>
-      <w:pPr>
-        <w:pStyle w:val="BodyText"/>
-      </w:pPr>
-      <w:r>
-        <w:t xml:space="preserve">IRINA: Переведи. И скажи: «Ирина — „да”. Отдохнувшая. Почти».</w:t>
-      </w:r>
-    </w:p>
-    <w:p>
-      <w:pPr>
-        <w:pStyle w:val="BodyText"/>
-      </w:pPr>
-      <w:r>
-        <w:t xml:space="preserve">ALEKSEY: Тогда — голосуем. Ольга, читай.</w:t>
-      </w:r>
-    </w:p>
-    <w:p>
-      <w:pPr>
-        <w:pStyle w:val="BodyText"/>
-      </w:pPr>
-      <w:r>
-        <w:t xml:space="preserve">OLGA: Общее собрание участников. Все четверо. Сто процентов голосов. Первое: предложение «Северной Фармы» — отклонить.</w:t>
-      </w:r>
-    </w:p>
-    <w:p>
-      <w:pPr>
-        <w:pStyle w:val="BodyText"/>
-      </w:pPr>
-      <w:r>
-        <w:t xml:space="preserve">BORIS: За.</w:t>
-      </w:r>
-    </w:p>
-    <w:p>
-      <w:pPr>
-        <w:pStyle w:val="BodyText"/>
-      </w:pPr>
-      <w:r>
-        <w:t xml:space="preserve">IRINA: За.</w:t>
-      </w:r>
-    </w:p>
-    <w:p>
-      <w:pPr>
-        <w:pStyle w:val="BodyText"/>
-      </w:pPr>
-      <w:r>
-        <w:t xml:space="preserve">OLGA: За. Алексей?</w:t>
+        <w:t xml:space="preserve">IRINA: Решила. Только, пожалуйста, не перебивайте. В субботу я поехала в Сосновку, одна, потому что хотела посмотреть на гвоздь.</w:t>
+      </w:r>
+    </w:p>
+    <w:p>
+      <w:pPr>
+        <w:pStyle w:val="BodyText"/>
+      </w:pPr>
+      <w:r>
+        <w:t xml:space="preserve">ALEKSEY: Ты была в Сосновке? Совсем одна?</w:t>
+      </w:r>
+    </w:p>
+    <w:p>
+      <w:pPr>
+        <w:pStyle w:val="BodyText"/>
+      </w:pPr>
+      <w:r>
+        <w:t xml:space="preserve">IRINA: Не перебивай, Лёша. На крыльце пункта сидел мужчина и чинил ступеньку, хотя она не была сломана.</w:t>
+      </w:r>
+    </w:p>
+    <w:p>
+      <w:pPr>
+        <w:pStyle w:val="BodyText"/>
+      </w:pPr>
+      <w:r>
+        <w:t xml:space="preserve">DOYUN: Это Митя, я его помню по похоронам. Он тогда тоже ничего не говорил, только работал.</w:t>
+      </w:r>
+    </w:p>
+    <w:p>
+      <w:pPr>
+        <w:pStyle w:val="BodyText"/>
+      </w:pPr>
+      <w:r>
+        <w:t xml:space="preserve">IRINA: Да, Митя, Дмитрий Гусев. Он не слышит, поэтому я написала ему в телефоне: «Зачем вы чините, если не сломано?» Он прочитал и долго смотрел на меня, как будто на губах у меня было что-то ещё. А потом ответил вслух, медленно и очень чётко: «Чтобы не сломалось».</w:t>
+      </w:r>
+    </w:p>
+    <w:p>
+      <w:pPr>
+        <w:pStyle w:val="BodyText"/>
+      </w:pPr>
+      <w:r>
+        <w:t xml:space="preserve">OLGA: «Чтобы не сломалось»… Как это точно сказано.</w:t>
+      </w:r>
+    </w:p>
+    <w:p>
+      <w:pPr>
+        <w:pStyle w:val="BodyText"/>
+      </w:pPr>
+      <w:r>
+        <w:t xml:space="preserve">IRINA: Я стояла там полчаса, а потом поехала домой. Мама спросила: «Что решила?» И я сказала: «Решила продать. И остаться».</w:t>
+      </w:r>
+    </w:p>
+    <w:p>
+      <w:pPr>
+        <w:pStyle w:val="BodyText"/>
+      </w:pPr>
+      <w:r>
+        <w:t xml:space="preserve">BORIS: Продать и остаться? Как это понимать, Ирина?</w:t>
+      </w:r>
+    </w:p>
+    <w:p>
+      <w:pPr>
+        <w:pStyle w:val="BodyText"/>
+      </w:pPr>
+      <w:r>
+        <w:t xml:space="preserve">IRINA: Я продаю свои двадцать процентов «Седжину» за шестьсот двадцать миллионов. Это дверь, и через неё выходят деньги: мамина клиника без очереди, Кисловодск, квартира без ипотеки. Моё «устала» оплачено, честно и без окна, и мне за него не стыдно ни перед кем.</w:t>
+      </w:r>
+    </w:p>
+    <w:p>
+      <w:pPr>
+        <w:pStyle w:val="BodyText"/>
+      </w:pPr>
+      <w:r>
+        <w:t xml:space="preserve">ZUYEVA: А что тогда значит «остаться», если доли у вас больше не будет?</w:t>
+      </w:r>
+    </w:p>
+    <w:p>
+      <w:pPr>
+        <w:pStyle w:val="BodyText"/>
+      </w:pPr>
+      <w:r>
+        <w:t xml:space="preserve">IRINA: Я остаюсь финансовым директором, наёмным, на зарплате и без доли. После Кисловодска, если вы меня возьмёте обратно.</w:t>
+      </w:r>
+    </w:p>
+    <w:p>
+      <w:pPr>
+        <w:pStyle w:val="BodyText"/>
+      </w:pPr>
+      <w:r>
+        <w:t xml:space="preserve">ALEKSEY: Ира… Что значит «если возьмём»? Мы бы тебя вообще не отпустили.</w:t>
+      </w:r>
+    </w:p>
+    <w:p>
+      <w:pPr>
+        <w:pStyle w:val="BodyText"/>
+      </w:pPr>
+      <w:r>
+        <w:t xml:space="preserve">IRINA: Отпустили бы, Лёша, и это правильно — отпускать людей, когда они устали. А я вернусь сама, через ту же дверь, только с другой стороны, как сотрудник. Без восьмисот миллионов на плечах, только с цифрами. Цифры я люблю, а восемьсот миллионов — нет: они тяжёлые.</w:t>
+      </w:r>
+    </w:p>
+    <w:p>
+      <w:pPr>
+        <w:pStyle w:val="BodyText"/>
+      </w:pPr>
+      <w:r>
+        <w:t xml:space="preserve">OLGA: А ты понимаешь, что отдаёшь? Двадцать процентов компании, которая через два года будет стоить вдвое больше.</w:t>
+      </w:r>
+    </w:p>
+    <w:p>
+      <w:pPr>
+        <w:pStyle w:val="BodyText"/>
+      </w:pPr>
+      <w:r>
+        <w:t xml:space="preserve">IRINA: Понимаю, Ольга. Я считаю лучше тебя, ты сама это говоришь каждый год. Я отдаю будущий рост за сегодняшний сон. Для инвестора это плохая сделка, Гусарова бы поставила мне двойку. А для человека — хорошая. Я сегодня человек, а инвестором я была восемь лет. Хватит.</w:t>
+      </w:r>
+    </w:p>
+    <w:p>
+      <w:pPr>
+        <w:pStyle w:val="BodyText"/>
+      </w:pPr>
+      <w:r>
+        <w:t xml:space="preserve">DOYUN: Президент сказал бы: «Это не совет. Это история». Я переведу ему именно так.</w:t>
+      </w:r>
+    </w:p>
+    <w:p>
+      <w:pPr>
+        <w:pStyle w:val="BodyText"/>
+      </w:pPr>
+      <w:r>
+        <w:t xml:space="preserve">IRINA: Переведи. И скажи ему: «Ирина — „да”. Отдохнувшая. Почти».</w:t>
+      </w:r>
+    </w:p>
+    <w:p>
+      <w:pPr>
+        <w:pStyle w:val="BodyText"/>
+      </w:pPr>
+      <w:r>
+        <w:t xml:space="preserve">ALEKSEY: Тогда голосуем. Ольга, читай, пожалуйста, по порядку.</w:t>
+      </w:r>
+    </w:p>
+    <w:p>
+      <w:pPr>
+        <w:pStyle w:val="BodyText"/>
+      </w:pPr>
+      <w:r>
+        <w:t xml:space="preserve">OLGA: Общее собрание участников: присутствуют все четверо, сто процентов голосов. Вопрос первый: предложение «Северной Фармы» отклонить.</w:t>
+      </w:r>
+    </w:p>
+    <w:p>
+      <w:pPr>
+        <w:pStyle w:val="BodyText"/>
+      </w:pPr>
+      <w:r>
+        <w:t xml:space="preserve">BORIS: За, и с огромным удовольствием.</w:t>
+      </w:r>
+    </w:p>
+    <w:p>
+      <w:pPr>
+        <w:pStyle w:val="BodyText"/>
+      </w:pPr>
+      <w:r>
+        <w:t xml:space="preserve">IRINA: За, без всяких сомнений.</w:t>
+      </w:r>
+    </w:p>
+    <w:p>
+      <w:pPr>
+        <w:pStyle w:val="BodyText"/>
+      </w:pPr>
+      <w:r>
+        <w:t xml:space="preserve">OLGA: Я тоже за, и записываю это с радостью. Алексей, твой голос?</w:t>
       </w:r>
     </w:p>
     <w:p>
@@ -1960,87 +1960,87 @@
         <w:pStyle w:val="BodyText"/>
       </w:pPr>
       <w:r>
-        <w:t xml:space="preserve">OLGA: Принято единогласно. Вопрос второй. Продажа долей Ланского и Беловой «Седжину» — по двадцать процентов, по справедливой цене. С условиями «Седжина» и седьмым пунктом. Право первой покупки участников — не используется. Отказываемся сознательно.</w:t>
-      </w:r>
-    </w:p>
-    <w:p>
-      <w:pPr>
-        <w:pStyle w:val="BodyText"/>
-      </w:pPr>
-      <w:r>
-        <w:t xml:space="preserve">LEV: Отказ от права первой покупки — письменно. Каждым. Я подготовил три листа.</w:t>
-      </w:r>
-    </w:p>
-    <w:p>
-      <w:pPr>
-        <w:pStyle w:val="BodyText"/>
-      </w:pPr>
-      <w:r>
-        <w:t xml:space="preserve">ALEKSEY: Подписываю отказ от доли Бориса Игоревича. Денег нет. И «Седжин» — правильнее.</w:t>
-      </w:r>
-    </w:p>
-    <w:p>
-      <w:pPr>
-        <w:pStyle w:val="BodyText"/>
-      </w:pPr>
-      <w:r>
-        <w:t xml:space="preserve">OLGA: Подписываю. Тоже без денег. Тоже правильнее.</w:t>
-      </w:r>
-    </w:p>
-    <w:p>
-      <w:pPr>
-        <w:pStyle w:val="BodyText"/>
-      </w:pPr>
-      <w:r>
-        <w:t xml:space="preserve">BORIS: А я подписываю отказ от права первой покупки доли Ирины. Хотя деньги у меня есть, и немало, Лев подтвердит. Мне не нужно больше «Моста». Мне не нужно меньше «Моста». Мне нужно, чтобы он просто был. Через десять лет. Через двадцать. Когда меня уже не будет.</w:t>
-      </w:r>
-    </w:p>
-    <w:p>
-      <w:pPr>
-        <w:pStyle w:val="BodyText"/>
-      </w:pPr>
-      <w:r>
-        <w:t xml:space="preserve">OLGA: Вопрос третий. Изменения в устав. Три условия Алексея — для любого участника, навсегда. Два вето «Седжина». Потолок — сорок. Зеркальное право. И пункт восемь: картонку никто не снимает. С подпунктом «Себе — тоже».</w:t>
-      </w:r>
-    </w:p>
-    <w:p>
-      <w:pPr>
-        <w:pStyle w:val="BodyText"/>
-      </w:pPr>
-      <w:r>
-        <w:t xml:space="preserve">ZUYEVA: «Себе — тоже» — в устав? Юридически это что?</w:t>
-      </w:r>
-    </w:p>
-    <w:p>
-      <w:pPr>
-        <w:pStyle w:val="BodyText"/>
-      </w:pPr>
-      <w:r>
-        <w:t xml:space="preserve">OLGA: Юридически — ничего. По-человечески — всё. Нотариус спросит. Я отвечу. Я двадцать лет отвечаю нотариусам.</w:t>
-      </w:r>
-    </w:p>
-    <w:p>
-      <w:pPr>
-        <w:pStyle w:val="BodyText"/>
-      </w:pPr>
-      <w:r>
-        <w:t xml:space="preserve">ALEKSEY: За.</w:t>
-      </w:r>
-    </w:p>
-    <w:p>
-      <w:pPr>
-        <w:pStyle w:val="BodyText"/>
-      </w:pPr>
-      <w:r>
-        <w:t xml:space="preserve">IRINA: За.</w:t>
-      </w:r>
-    </w:p>
-    <w:p>
-      <w:pPr>
-        <w:pStyle w:val="BodyText"/>
-      </w:pPr>
-      <w:r>
-        <w:t xml:space="preserve">BORIS: За. Последний раз голосую. Как участник. Красиво получилось?</w:t>
+        <w:t xml:space="preserve">OLGA: Принято единогласно. Вопрос второй: продажа долей Ланского и Беловой «Седжину», по двадцать процентов, по справедливой цене, с условиями «Седжина» и седьмым пунктом. Право первой покупки участников не используется, и мы это делаем не по ошибке. Отказываемся сознательно.</w:t>
+      </w:r>
+    </w:p>
+    <w:p>
+      <w:pPr>
+        <w:pStyle w:val="BodyText"/>
+      </w:pPr>
+      <w:r>
+        <w:t xml:space="preserve">LEV: Отказ от права первой покупки оформляется письменно, каждым из вас. Я подготовил три листа.</w:t>
+      </w:r>
+    </w:p>
+    <w:p>
+      <w:pPr>
+        <w:pStyle w:val="BodyText"/>
+      </w:pPr>
+      <w:r>
+        <w:t xml:space="preserve">ALEKSEY: Подписываю отказ по доле Бориса Игоревича. Денег у меня нет, да и «Седжин» здесь правильнее.</w:t>
+      </w:r>
+    </w:p>
+    <w:p>
+      <w:pPr>
+        <w:pStyle w:val="BodyText"/>
+      </w:pPr>
+      <w:r>
+        <w:t xml:space="preserve">OLGA: Подписываю тоже. Денег у меня тоже нет, и «Седжин» тоже правильнее.</w:t>
+      </w:r>
+    </w:p>
+    <w:p>
+      <w:pPr>
+        <w:pStyle w:val="BodyText"/>
+      </w:pPr>
+      <w:r>
+        <w:t xml:space="preserve">BORIS: А я подписываю отказ от права первой покупки доли Ирины, хотя деньги у меня есть, и немало, Лев подтвердит. Мне не нужно больше «Моста», и меньше «Моста» мне тоже не нужно. Мне нужно, чтобы он просто был: через десять лет, через двадцать, когда меня уже не будет.</w:t>
+      </w:r>
+    </w:p>
+    <w:p>
+      <w:pPr>
+        <w:pStyle w:val="BodyText"/>
+      </w:pPr>
+      <w:r>
+        <w:t xml:space="preserve">OLGA: Вопрос третий — изменения в устав. Три условия Алексея для любого участника, навсегда, два вето «Седжина», потолок в сорок процентов и зеркальное право. И пункт восемь: картонку никто никогда не снимает, с отдельным подпунктом «Себе — тоже», который я сама вписала.</w:t>
+      </w:r>
+    </w:p>
+    <w:p>
+      <w:pPr>
+        <w:pStyle w:val="BodyText"/>
+      </w:pPr>
+      <w:r>
+        <w:t xml:space="preserve">ZUYEVA: «Себе — тоже» — в устав? А юридически это что значит?</w:t>
+      </w:r>
+    </w:p>
+    <w:p>
+      <w:pPr>
+        <w:pStyle w:val="BodyText"/>
+      </w:pPr>
+      <w:r>
+        <w:t xml:space="preserve">OLGA: Юридически — ничего. По-человечески — всё. Нотариус спросит, а я отвечу: я двадцать лет отвечаю нотариусам.</w:t>
+      </w:r>
+    </w:p>
+    <w:p>
+      <w:pPr>
+        <w:pStyle w:val="BodyText"/>
+      </w:pPr>
+      <w:r>
+        <w:t xml:space="preserve">ALEKSEY: За, обеими руками.</w:t>
+      </w:r>
+    </w:p>
+    <w:p>
+      <w:pPr>
+        <w:pStyle w:val="BodyText"/>
+      </w:pPr>
+      <w:r>
+        <w:t xml:space="preserve">IRINA: За. И «Себе — тоже» — особенно за.</w:t>
+      </w:r>
+    </w:p>
+    <w:p>
+      <w:pPr>
+        <w:pStyle w:val="BodyText"/>
+      </w:pPr>
+      <w:r>
+        <w:t xml:space="preserve">BORIS: За. Это мой последний голос как участника. Красиво получилось, Лев?</w:t>
       </w:r>
     </w:p>
     <w:p>
@@ -2066,87 +2066,87 @@
         <w:pStyle w:val="FirstParagraph"/>
       </w:pPr>
       <w:r>
-        <w:t xml:space="preserve">ALEKSEY: Коллеги. Сто один человек — сорок здесь, шестьдесят один на экранах. Я обещал сказать до решения. Решение принято час назад, и я говорю сразу после, это почти «до». Простите за этот час. Ольга Петровна писала протокол быстрее, чем я успевал волноваться.</w:t>
-      </w:r>
-    </w:p>
-    <w:p>
-      <w:pPr>
-        <w:pStyle w:val="BodyText"/>
-      </w:pPr>
-      <w:r>
-        <w:t xml:space="preserve">PASHA: Тридцать дней прошли. Вчера. Я считал.</w:t>
-      </w:r>
-    </w:p>
-    <w:p>
-      <w:pPr>
-        <w:pStyle w:val="BodyText"/>
-      </w:pPr>
-      <w:r>
-        <w:t xml:space="preserve">ALEKSEY: Тогда ты первый узнаешь. Мы остаёмся. «Мост» не продаётся. Волкову — нет.</w:t>
-      </w:r>
-    </w:p>
-    <w:p>
-      <w:pPr>
-        <w:pStyle w:val="BodyText"/>
-      </w:pPr>
-      <w:r>
-        <w:t xml:space="preserve">PASHA: Тогда я остаюсь. Сын спросит — скажу: папа подождал не зря.</w:t>
-      </w:r>
-    </w:p>
-    <w:p>
-      <w:pPr>
-        <w:pStyle w:val="BodyText"/>
-      </w:pPr>
-      <w:r>
-        <w:t xml:space="preserve">VALYA: Совсем нет? Или «пока нет»?</w:t>
-      </w:r>
-    </w:p>
-    <w:p>
-      <w:pPr>
-        <w:pStyle w:val="BodyText"/>
-      </w:pPr>
-      <w:r>
-        <w:t xml:space="preserve">ALEKSEY: Совсем. И не только Волкову. Любому, кто хочет закрыть ночь. Это теперь в уставе. Ольга Петровна подтвердит.</w:t>
-      </w:r>
-    </w:p>
-    <w:p>
-      <w:pPr>
-        <w:pStyle w:val="BodyText"/>
-      </w:pPr>
-      <w:r>
-        <w:t xml:space="preserve">OLGA: Подтверждаю. Пункт восемь устава, с сегодняшнего утра. Три условия Алексея — для любого участника, навсегда. Изменить их нельзя без согласия всех участников. А один из участников теперь — «Седжин». И он сам их предложил. Это единственный случай в моей практике, когда защита и партнёр — одно лицо.</w:t>
-      </w:r>
-    </w:p>
-    <w:p>
-      <w:pPr>
-        <w:pStyle w:val="BodyText"/>
-      </w:pPr>
-      <w:r>
-        <w:t xml:space="preserve">KORNILOVA: «Седжин» — участник? Это новость.</w:t>
-      </w:r>
-    </w:p>
-    <w:p>
-      <w:pPr>
-        <w:pStyle w:val="BodyText"/>
-      </w:pPr>
-      <w:r>
-        <w:t xml:space="preserve">ALEKSEY: Это вторая часть. Борис Игоревич выходит из бизнеса. Его двадцать процентов покупает «Седжин». Ирина Сергеевна продаёт свои двадцать — тоже «Седжину». И остаётся с нами. Финансовым директором. Через месяц. После Кисловодска.</w:t>
-      </w:r>
-    </w:p>
-    <w:p>
-      <w:pPr>
-        <w:pStyle w:val="BodyText"/>
-      </w:pPr>
-      <w:r>
-        <w:t xml:space="preserve">DIMA: Ирина Сергеевна… Вы продали долю? И остаётесь?</w:t>
-      </w:r>
-    </w:p>
-    <w:p>
-      <w:pPr>
-        <w:pStyle w:val="BodyText"/>
-      </w:pPr>
-      <w:r>
-        <w:t xml:space="preserve">IRINA: Продала. Остаюсь. Устала — оплатила. Теперь буду считать ваши премии без восьмисот миллионов на плечах. Легче считать.</w:t>
+        <w:t xml:space="preserve">ALEKSEY: Коллеги, нас сто один человек: сорок здесь и шестьдесят один на экранах. Я обещал сказать до решения. Решение принято час назад, и я говорю сразу после, так что это почти «до». Простите за этот час: Ольга Петровна писала протокол быстрее, чем я успевал волноваться.</w:t>
+      </w:r>
+    </w:p>
+    <w:p>
+      <w:pPr>
+        <w:pStyle w:val="BodyText"/>
+      </w:pPr>
+      <w:r>
+        <w:t xml:space="preserve">PASHA: Тридцать дней прошли вчера, Алексей Николаевич. Я считал каждый день.</w:t>
+      </w:r>
+    </w:p>
+    <w:p>
+      <w:pPr>
+        <w:pStyle w:val="BodyText"/>
+      </w:pPr>
+      <w:r>
+        <w:t xml:space="preserve">ALEKSEY: Тогда ты узнаешь первым. Мы остаёмся. «Мост» не продаётся, и Волкову — нет.</w:t>
+      </w:r>
+    </w:p>
+    <w:p>
+      <w:pPr>
+        <w:pStyle w:val="BodyText"/>
+      </w:pPr>
+      <w:r>
+        <w:t xml:space="preserve">PASHA: Тогда я тоже остаюсь. Сын спросит, и я скажу: папа подождал не зря.</w:t>
+      </w:r>
+    </w:p>
+    <w:p>
+      <w:pPr>
+        <w:pStyle w:val="BodyText"/>
+      </w:pPr>
+      <w:r>
+        <w:t xml:space="preserve">VALYA: Совсем нет? Или это пока что «нет»?</w:t>
+      </w:r>
+    </w:p>
+    <w:p>
+      <w:pPr>
+        <w:pStyle w:val="BodyText"/>
+      </w:pPr>
+      <w:r>
+        <w:t xml:space="preserve">ALEKSEY: Совсем. И не только Волкову, а любому, кто захочет закрыть ночь. Это теперь в уставе, Ольга Петровна подтвердит.</w:t>
+      </w:r>
+    </w:p>
+    <w:p>
+      <w:pPr>
+        <w:pStyle w:val="BodyText"/>
+      </w:pPr>
+      <w:r>
+        <w:t xml:space="preserve">OLGA: Подтверждаю. С сегодняшнего утра это пункт восемь устава: три условия Алексея для любого участника, навсегда. Изменить их нельзя без согласия всех участников, а одним из участников теперь стал «Седжин», который сам их и предложил. Это единственный случай в моей практике, когда защита и партнёр — одно лицо.</w:t>
+      </w:r>
+    </w:p>
+    <w:p>
+      <w:pPr>
+        <w:pStyle w:val="BodyText"/>
+      </w:pPr>
+      <w:r>
+        <w:t xml:space="preserve">KORNILOVA: «Седжин» стал участником? Вот это новость, я не знала.</w:t>
+      </w:r>
+    </w:p>
+    <w:p>
+      <w:pPr>
+        <w:pStyle w:val="BodyText"/>
+      </w:pPr>
+      <w:r>
+        <w:t xml:space="preserve">ALEKSEY: Это вторая часть новостей. Борис Игоревич выходит из бизнеса, и его двадцать процентов покупает «Седжин». Ирина Сергеевна тоже продаёт свои двадцать «Седжину», но остаётся с нами финансовым директором, через месяц, когда вернётся из Кисловодска отдохнувшей.</w:t>
+      </w:r>
+    </w:p>
+    <w:p>
+      <w:pPr>
+        <w:pStyle w:val="BodyText"/>
+      </w:pPr>
+      <w:r>
+        <w:t xml:space="preserve">DIMA: Ирина Сергеевна… Вы продали свою долю и всё равно остаётесь?</w:t>
+      </w:r>
+    </w:p>
+    <w:p>
+      <w:pPr>
+        <w:pStyle w:val="BodyText"/>
+      </w:pPr>
+      <w:r>
+        <w:t xml:space="preserve">IRINA: Продала и остаюсь. За усталость я заплатила, а теперь буду считать ваши премии без восьмисот миллионов на плечах. Так считать легче.</w:t>
       </w:r>
     </w:p>
     <w:p>
@@ -2162,127 +2162,127 @@
         <w:pStyle w:val="BodyText"/>
       </w:pPr>
       <w:r>
-        <w:t xml:space="preserve">IRINA: Не больше, Дима. Точнее.</w:t>
-      </w:r>
-    </w:p>
-    <w:p>
-      <w:pPr>
-        <w:pStyle w:val="BodyText"/>
-      </w:pPr>
-      <w:r>
-        <w:t xml:space="preserve">RITA: А право стопа? Мой отдел?</w:t>
-      </w:r>
-    </w:p>
-    <w:p>
-      <w:pPr>
-        <w:pStyle w:val="BodyText"/>
-      </w:pPr>
-      <w:r>
-        <w:t xml:space="preserve">ALEKSEY: Пять лет — гарантия. Потом — навсегда, если я не сойду с ума. А если сойду — Доюн спросит «почему».</w:t>
-      </w:r>
-    </w:p>
-    <w:p>
-      <w:pPr>
-        <w:pStyle w:val="BodyText"/>
-      </w:pPr>
-      <w:r>
-        <w:t xml:space="preserve">DOYUN: Добрый день. Пак Доюн. Многие знают меня по телефону. Теперь — живьём. Моя работа — спрашивать «почему».</w:t>
-      </w:r>
-    </w:p>
-    <w:p>
-      <w:pPr>
-        <w:pStyle w:val="BodyText"/>
-      </w:pPr>
-      <w:r>
-        <w:t xml:space="preserve">ZOYA: А нас вы тоже будете спрашивать?</w:t>
-      </w:r>
-    </w:p>
-    <w:p>
-      <w:pPr>
-        <w:pStyle w:val="BodyText"/>
-      </w:pPr>
-      <w:r>
-        <w:t xml:space="preserve">DOYUN: Вас — особенно. Вы знаете ответы лучше директоров. Это я понял за восемь лет.</w:t>
-      </w:r>
-    </w:p>
-    <w:p>
-      <w:pPr>
-        <w:pStyle w:val="BodyText"/>
-      </w:pPr>
-      <w:r>
-        <w:t xml:space="preserve">KIRILL: Алексей Николаевич, а Волков? Он же не просто так отступит. Список, кадровики…</w:t>
-      </w:r>
-    </w:p>
-    <w:p>
-      <w:pPr>
-        <w:pStyle w:val="BodyText"/>
-      </w:pPr>
-      <w:r>
-        <w:t xml:space="preserve">OLGA: Двенадцать месяцев запрета на переманивание — в силе. Подписан. Даже если сделки нет.</w:t>
-      </w:r>
-    </w:p>
-    <w:p>
-      <w:pPr>
-        <w:pStyle w:val="BodyText"/>
-      </w:pPr>
-      <w:r>
-        <w:t xml:space="preserve">SVETA: Можно мне? Я здесь как гость. Пришла за последними документами. Я… слышала. Поздравляю. Правда.</w:t>
-      </w:r>
-    </w:p>
-    <w:p>
-      <w:pPr>
-        <w:pStyle w:val="BodyText"/>
-      </w:pPr>
-      <w:r>
-        <w:t xml:space="preserve">ALEKSEY: Спасибо, Света. Твоя подпись — тридцать восьмая — висит. Под картонкой.</w:t>
-      </w:r>
-    </w:p>
-    <w:p>
-      <w:pPr>
-        <w:pStyle w:val="BodyText"/>
-      </w:pPr>
-      <w:r>
-        <w:t xml:space="preserve">SVETA: Я видела. Мне… стыдно и приятно. Одновременно.</w:t>
-      </w:r>
-    </w:p>
-    <w:p>
-      <w:pPr>
-        <w:pStyle w:val="BodyText"/>
-      </w:pPr>
-      <w:r>
-        <w:t xml:space="preserve">VALYA: Так бывает. Ночью часто так.</w:t>
-      </w:r>
-    </w:p>
-    <w:p>
-      <w:pPr>
-        <w:pStyle w:val="BodyText"/>
-      </w:pPr>
-      <w:r>
-        <w:t xml:space="preserve">KORNILOVA: Валентина, вам бы писать. Не в медицинский журнал — в человеческий.</w:t>
-      </w:r>
-    </w:p>
-    <w:p>
-      <w:pPr>
-        <w:pStyle w:val="BodyText"/>
-      </w:pPr>
-      <w:r>
-        <w:t xml:space="preserve">VALYA: Я пишу только в журнал звонков, Елена Викторовна. Там всё человеческое.</w:t>
-      </w:r>
-    </w:p>
-    <w:p>
-      <w:pPr>
-        <w:pStyle w:val="BodyText"/>
-      </w:pPr>
-      <w:r>
-        <w:t xml:space="preserve">ALEKSEY: И последнее. Ваше письмо: «Не продавайте нас вслепую». Мы не продали. Ни вслепую, ни с открытыми глазами — никак. Вот вам ответ. Одной строкой, как вы просили, одной фразой на одну фразу. Ольга сказала, это хорошая пропорция. Корнилова тоже.</w:t>
-      </w:r>
-    </w:p>
-    <w:p>
-      <w:pPr>
-        <w:pStyle w:val="BodyText"/>
-      </w:pPr>
-      <w:r>
-        <w:t xml:space="preserve">PASHA: Какой?</w:t>
+        <w:t xml:space="preserve">IRINA: Не больше, Дима, а точнее. Это гораздо важнее, поверьте.</w:t>
+      </w:r>
+    </w:p>
+    <w:p>
+      <w:pPr>
+        <w:pStyle w:val="BodyText"/>
+      </w:pPr>
+      <w:r>
+        <w:t xml:space="preserve">RITA: А право стопа? Что будет с моим отделом?</w:t>
+      </w:r>
+    </w:p>
+    <w:p>
+      <w:pPr>
+        <w:pStyle w:val="BodyText"/>
+      </w:pPr>
+      <w:r>
+        <w:t xml:space="preserve">ALEKSEY: Пять лет гарантированы, а потом навсегда, если я не сойду с ума. А если сойду, Доюн спросит «почему».</w:t>
+      </w:r>
+    </w:p>
+    <w:p>
+      <w:pPr>
+        <w:pStyle w:val="BodyText"/>
+      </w:pPr>
+      <w:r>
+        <w:t xml:space="preserve">DOYUN: Добрый день, я Пак Доюн. Многие знают меня по телефону, а теперь вот живьём. Моя работа — спрашивать «почему».</w:t>
+      </w:r>
+    </w:p>
+    <w:p>
+      <w:pPr>
+        <w:pStyle w:val="BodyText"/>
+      </w:pPr>
+      <w:r>
+        <w:t xml:space="preserve">ZOYA: А нас вы тоже будете спрашивать, или только директоров?</w:t>
+      </w:r>
+    </w:p>
+    <w:p>
+      <w:pPr>
+        <w:pStyle w:val="BodyText"/>
+      </w:pPr>
+      <w:r>
+        <w:t xml:space="preserve">DOYUN: Вас особенно, потому что вы знаете ответы лучше директоров. Это я понял за восемь лет.</w:t>
+      </w:r>
+    </w:p>
+    <w:p>
+      <w:pPr>
+        <w:pStyle w:val="BodyText"/>
+      </w:pPr>
+      <w:r>
+        <w:t xml:space="preserve">KIRILL: Алексей Николаевич, а Волков? Он же не отступит просто так: список, кадровики…</w:t>
+      </w:r>
+    </w:p>
+    <w:p>
+      <w:pPr>
+        <w:pStyle w:val="BodyText"/>
+      </w:pPr>
+      <w:r>
+        <w:t xml:space="preserve">OLGA: Двенадцать месяцев запрета на переманивание остаются в силе. Он подписан, даже если сделки нет.</w:t>
+      </w:r>
+    </w:p>
+    <w:p>
+      <w:pPr>
+        <w:pStyle w:val="BodyText"/>
+      </w:pPr>
+      <w:r>
+        <w:t xml:space="preserve">SVETA: Можно мне? Я здесь как гость, пришла за последними документами. Я… всё слышала. Поздравляю вас, правда.</w:t>
+      </w:r>
+    </w:p>
+    <w:p>
+      <w:pPr>
+        <w:pStyle w:val="BodyText"/>
+      </w:pPr>
+      <w:r>
+        <w:t xml:space="preserve">ALEKSEY: Спасибо, Света. Твоя подпись, тридцать восьмая, висит под картонкой.</w:t>
+      </w:r>
+    </w:p>
+    <w:p>
+      <w:pPr>
+        <w:pStyle w:val="BodyText"/>
+      </w:pPr>
+      <w:r>
+        <w:t xml:space="preserve">SVETA: Я видела. Мне стыдно и приятно одновременно, если честно.</w:t>
+      </w:r>
+    </w:p>
+    <w:p>
+      <w:pPr>
+        <w:pStyle w:val="BodyText"/>
+      </w:pPr>
+      <w:r>
+        <w:t xml:space="preserve">VALYA: Так бывает, Света. Ночью так бывает очень часто.</w:t>
+      </w:r>
+    </w:p>
+    <w:p>
+      <w:pPr>
+        <w:pStyle w:val="BodyText"/>
+      </w:pPr>
+      <w:r>
+        <w:t xml:space="preserve">KORNILOVA: Валентина, вам бы писать, только не в медицинский журнал, а в человеческий.</w:t>
+      </w:r>
+    </w:p>
+    <w:p>
+      <w:pPr>
+        <w:pStyle w:val="BodyText"/>
+      </w:pPr>
+      <w:r>
+        <w:t xml:space="preserve">VALYA: Я пишу только в журнал звонков, Елена Викторовна. Там всё и так человеческое.</w:t>
+      </w:r>
+    </w:p>
+    <w:p>
+      <w:pPr>
+        <w:pStyle w:val="BodyText"/>
+      </w:pPr>
+      <w:r>
+        <w:t xml:space="preserve">ALEKSEY: И последнее. Ваше письмо: «Не продавайте нас вслепую». Мы не продали: ни вслепую, ни с открытыми глазами, никак. Вот вам ответ, одной строкой, как вы просили, одной фразой на одну фразу. Ольга сказала, что это хорошая пропорция, и Корнилова тоже.</w:t>
+      </w:r>
+    </w:p>
+    <w:p>
+      <w:pPr>
+        <w:pStyle w:val="BodyText"/>
+      </w:pPr>
+      <w:r>
+        <w:t xml:space="preserve">PASHA: И какой же это ответ, одной строкой?</w:t>
       </w:r>
     </w:p>
     <w:p>
@@ -2298,7 +2298,7 @@
         <w:pStyle w:val="BodyText"/>
       </w:pPr>
       <w:r>
-        <w:t xml:space="preserve">KORNILOVA: Тогда за работу. В два — двенадцать врачей из Самары. Про Волкова им знать не надо.</w:t>
+        <w:t xml:space="preserve">KORNILOVA: Тогда за работу. В два часа приедут двенадцать врачей из Самары, и про Волкова им знать не надо.</w:t>
       </w:r>
     </w:p>
     <w:bookmarkEnd w:id="23"/>
@@ -2316,15 +2316,15 @@
         <w:pStyle w:val="FirstParagraph"/>
       </w:pPr>
       <w:r>
-        <w:t xml:space="preserve">ALEKSEY: Письмо Волкову. Одна строка. Как обещал. Оля, Ира, Доюн — проверьте.</w:t>
-      </w:r>
-    </w:p>
-    <w:p>
-      <w:pPr>
-        <w:pStyle w:val="BodyText"/>
-      </w:pPr>
-      <w:r>
-        <w:t xml:space="preserve">OLGA: Читай вслух.</w:t>
+        <w:t xml:space="preserve">ALEKSEY: Письмо Волкову, одна строка, как я и обещал. Оля, Ира, Доюн, проверьте, пожалуйста.</w:t>
+      </w:r>
+    </w:p>
+    <w:p>
+      <w:pPr>
+        <w:pStyle w:val="BodyText"/>
+      </w:pPr>
+      <w:r>
+        <w:t xml:space="preserve">OLGA: Читай вслух, так лучше слышно, где фальшь.</w:t>
       </w:r>
     </w:p>
     <w:p>
@@ -2340,87 +2340,87 @@
         <w:pStyle w:val="BodyText"/>
       </w:pPr>
       <w:r>
-        <w:t xml:space="preserve">IRINA: «Помогло решить». Это правда. Без его восьми пунктов мы бы до сих пор писали на доске «посередине».</w:t>
-      </w:r>
-    </w:p>
-    <w:p>
-      <w:pPr>
-        <w:pStyle w:val="BodyText"/>
-      </w:pPr>
-      <w:r>
-        <w:t xml:space="preserve">DOYUN: По-корейски так благодарят соперника после турнира. Поклон — и уходишь с поля.</w:t>
-      </w:r>
-    </w:p>
-    <w:p>
-      <w:pPr>
-        <w:pStyle w:val="BodyText"/>
-      </w:pPr>
-      <w:r>
-        <w:t xml:space="preserve">OLGA: Убери «Спасибо за предложение». Он не делал нам подарок. Оставь «условия были честными».</w:t>
-      </w:r>
-    </w:p>
-    <w:p>
-      <w:pPr>
-        <w:pStyle w:val="BodyText"/>
-      </w:pPr>
-      <w:r>
-        <w:t xml:space="preserve">ALEKSEY: Не уберу. Он предложил. Это стоило ему времени, банка, аналитиков. Предложение — тоже уважение. Даже если неприемлемое.</w:t>
-      </w:r>
-    </w:p>
-    <w:p>
-      <w:pPr>
-        <w:pStyle w:val="BodyText"/>
-      </w:pPr>
-      <w:r>
-        <w:t xml:space="preserve">OLGA: Хорошо. Тогда оставь. Ты становишься вежливым, Лёша. Это пугает.</w:t>
-      </w:r>
-    </w:p>
-    <w:p>
-      <w:pPr>
-        <w:pStyle w:val="BodyText"/>
-      </w:pPr>
-      <w:r>
-        <w:t xml:space="preserve">BORIS: Можно мне? Я ещё здесь. Последний день в совете. Дайте старику последнее слово.</w:t>
-      </w:r>
-    </w:p>
-    <w:p>
-      <w:pPr>
-        <w:pStyle w:val="BodyText"/>
-      </w:pPr>
-      <w:r>
-        <w:t xml:space="preserve">ALEKSEY: Конечно, Борис Игоревич. Всегда.</w:t>
-      </w:r>
-    </w:p>
-    <w:p>
-      <w:pPr>
-        <w:pStyle w:val="BodyText"/>
-      </w:pPr>
-      <w:r>
-        <w:t xml:space="preserve">BORIS: Отправь. Не жди до завтра. Волков не любит ждать ответа — он любит ждать предложения. Это совсем разное. Ответ — это уважение. Дай ему ответ сегодня — и он будет уважать тебя ещё двадцать лет. Даже когда будет конкурировать. Особенно когда будет конкурировать.</w:t>
-      </w:r>
-    </w:p>
-    <w:p>
-      <w:pPr>
-        <w:pStyle w:val="BodyText"/>
-      </w:pPr>
-      <w:r>
-        <w:t xml:space="preserve">ALEKSEY: Отправлено. В шестнадцать ноль семь.</w:t>
-      </w:r>
-    </w:p>
-    <w:p>
-      <w:pPr>
-        <w:pStyle w:val="BodyText"/>
-      </w:pPr>
-      <w:r>
-        <w:t xml:space="preserve">BORIS: Теперь — моё. Ухожу из совета сегодня. Не через шестьдесят дней. Красиво — вовремя.</w:t>
-      </w:r>
-    </w:p>
-    <w:p>
-      <w:pPr>
-        <w:pStyle w:val="BodyText"/>
-      </w:pPr>
-      <w:r>
-        <w:t xml:space="preserve">IRINA: Борис Игоревич, а кто вместо вас?</w:t>
+        <w:t xml:space="preserve">IRINA: «Помогло решить» — это правда. Без его восьми пунктов мы бы до сих пор писали на доске «посередине».</w:t>
+      </w:r>
+    </w:p>
+    <w:p>
+      <w:pPr>
+        <w:pStyle w:val="BodyText"/>
+      </w:pPr>
+      <w:r>
+        <w:t xml:space="preserve">DOYUN: По-корейски так благодарят соперника после турнира: поклон, и уходишь с поля.</w:t>
+      </w:r>
+    </w:p>
+    <w:p>
+      <w:pPr>
+        <w:pStyle w:val="BodyText"/>
+      </w:pPr>
+      <w:r>
+        <w:t xml:space="preserve">OLGA: Убери «Спасибо за предложение». Он не делал нам подарка. Оставь только «условия были честными».</w:t>
+      </w:r>
+    </w:p>
+    <w:p>
+      <w:pPr>
+        <w:pStyle w:val="BodyText"/>
+      </w:pPr>
+      <w:r>
+        <w:t xml:space="preserve">ALEKSEY: Не уберу. Он сделал предложение, и это стоило ему времени, банка, аналитиков. Предложение — тоже уважение, даже если неприемлемое.</w:t>
+      </w:r>
+    </w:p>
+    <w:p>
+      <w:pPr>
+        <w:pStyle w:val="BodyText"/>
+      </w:pPr>
+      <w:r>
+        <w:t xml:space="preserve">OLGA: Хорошо, тогда оставь. Ты становишься вежливым, Лёша, и это меня немного пугает.</w:t>
+      </w:r>
+    </w:p>
+    <w:p>
+      <w:pPr>
+        <w:pStyle w:val="BodyText"/>
+      </w:pPr>
+      <w:r>
+        <w:t xml:space="preserve">BORIS: Можно мне? Я ещё здесь, это мой последний день в совете. Дайте старику последнее слово.</w:t>
+      </w:r>
+    </w:p>
+    <w:p>
+      <w:pPr>
+        <w:pStyle w:val="BodyText"/>
+      </w:pPr>
+      <w:r>
+        <w:t xml:space="preserve">ALEKSEY: Конечно, Борис Игоревич. Вам — всегда, и не только сегодня.</w:t>
+      </w:r>
+    </w:p>
+    <w:p>
+      <w:pPr>
+        <w:pStyle w:val="BodyText"/>
+      </w:pPr>
+      <w:r>
+        <w:t xml:space="preserve">BORIS: Отправь и не жди до завтра. Волков не любит ждать ответа, он любит ждать предложения, а это совсем разное. Ответ — это уважение. Дай ему ответ сегодня, и он будет уважать тебя ещё двадцать лет, даже когда будет конкурировать. Особенно когда будет конкурировать.</w:t>
+      </w:r>
+    </w:p>
+    <w:p>
+      <w:pPr>
+        <w:pStyle w:val="BodyText"/>
+      </w:pPr>
+      <w:r>
+        <w:t xml:space="preserve">ALEKSEY: Отправлено, в шестнадцать ноль семь. Теперь назад уже не вернёшь.</w:t>
+      </w:r>
+    </w:p>
+    <w:p>
+      <w:pPr>
+        <w:pStyle w:val="BodyText"/>
+      </w:pPr>
+      <w:r>
+        <w:t xml:space="preserve">BORIS: Теперь моё. Я ухожу из совета сегодня, а не через шестьдесят дней. Красиво — вовремя.</w:t>
+      </w:r>
+    </w:p>
+    <w:p>
+      <w:pPr>
+        <w:pStyle w:val="BodyText"/>
+      </w:pPr>
+      <w:r>
+        <w:t xml:space="preserve">IRINA: Борис Игоревич, а кто же будет вместо вас?</w:t>
       </w:r>
     </w:p>
     <w:p>
@@ -2436,79 +2436,79 @@
         <w:pStyle w:val="BodyText"/>
       </w:pPr>
       <w:r>
-        <w:t xml:space="preserve">BORIS: Я подумал, Нина Аркадьевна. Пятое место в совете. Не инвестор. Не юрист. Не химик, простите. Человек, который ночью отвечает на звонки. Предлагаю — представителя сотрудников. Выборного. Пусть сами выберут, тайно, бумажками в коробку. Как в девяносто первом.</w:t>
-      </w:r>
-    </w:p>
-    <w:p>
-      <w:pPr>
-        <w:pStyle w:val="BodyText"/>
-      </w:pPr>
-      <w:r>
-        <w:t xml:space="preserve">ZUYEVA: Представитель сотрудников в совете. В России это редкость. Но законом не запрещено.</w:t>
-      </w:r>
-    </w:p>
-    <w:p>
-      <w:pPr>
-        <w:pStyle w:val="BodyText"/>
-      </w:pPr>
-      <w:r>
-        <w:t xml:space="preserve">OLGA: Не запрещено. Я проверю, как оформить. Если Борис Игоревич хочет — я хочу тоже.</w:t>
-      </w:r>
-    </w:p>
-    <w:p>
-      <w:pPr>
-        <w:pStyle w:val="BodyText"/>
-      </w:pPr>
-      <w:r>
-        <w:t xml:space="preserve">BORIS: Хочу. И ещё. Если выберут Валю — я буду рад. Она про «вслепую» придумала.</w:t>
-      </w:r>
-    </w:p>
-    <w:p>
-      <w:pPr>
-        <w:pStyle w:val="BodyText"/>
-      </w:pPr>
-      <w:r>
-        <w:t xml:space="preserve">ALEKSEY: Пусть выберут. Сами. Мы не подсказываем.</w:t>
-      </w:r>
-    </w:p>
-    <w:p>
-      <w:pPr>
-        <w:pStyle w:val="BodyText"/>
-      </w:pPr>
-      <w:r>
-        <w:t xml:space="preserve">BORIS: Я не подсказываю. Я старик. Я просто надеюсь вслух.</w:t>
-      </w:r>
-    </w:p>
-    <w:p>
-      <w:pPr>
-        <w:pStyle w:val="BodyText"/>
-      </w:pPr>
-      <w:r>
-        <w:t xml:space="preserve">LEV: Записал: «Ланской надеется вслух». Это тоже первый раз за двадцать лет.</w:t>
-      </w:r>
-    </w:p>
-    <w:p>
-      <w:pPr>
-        <w:pStyle w:val="BodyText"/>
-      </w:pPr>
-      <w:r>
-        <w:t xml:space="preserve">ALEKSEY: Ответ от Волкова. Пришёл. Через три минуты.</w:t>
-      </w:r>
-    </w:p>
-    <w:p>
-      <w:pPr>
-        <w:pStyle w:val="BodyText"/>
-      </w:pPr>
-      <w:r>
-        <w:t xml:space="preserve">OLGA: Что там?</w:t>
-      </w:r>
-    </w:p>
-    <w:p>
-      <w:pPr>
-        <w:pStyle w:val="BodyText"/>
-      </w:pPr>
-      <w:r>
-        <w:t xml:space="preserve">ALEKSEY: Одно слово. «Понял». И ещё: «Завтра в двенадцать. У вас. Хочу посмотреть на картонку ещё раз. Без условий».</w:t>
+        <w:t xml:space="preserve">BORIS: Я подумал об этом, Нина Аркадьевна. Пятое место в совете — не инвестор, не юрист и не химик, простите. Человек, который ночью отвечает на звонки. Предлагаю представителя сотрудников, выборного. Пусть сами выберут, тайно, бумажками в коробку, как в девяносто первом.</w:t>
+      </w:r>
+    </w:p>
+    <w:p>
+      <w:pPr>
+        <w:pStyle w:val="BodyText"/>
+      </w:pPr>
+      <w:r>
+        <w:t xml:space="preserve">ZUYEVA: Представитель сотрудников в совете? В России это редкость, но законом не запрещено.</w:t>
+      </w:r>
+    </w:p>
+    <w:p>
+      <w:pPr>
+        <w:pStyle w:val="BodyText"/>
+      </w:pPr>
+      <w:r>
+        <w:t xml:space="preserve">OLGA: Не запрещено, я проверю, как это оформить. Если Борис Игоревич этого хочет, то я хочу тоже.</w:t>
+      </w:r>
+    </w:p>
+    <w:p>
+      <w:pPr>
+        <w:pStyle w:val="BodyText"/>
+      </w:pPr>
+      <w:r>
+        <w:t xml:space="preserve">BORIS: Хочу. И ещё: если выберут Валю, я буду рад, ведь это она придумала «вслепую».</w:t>
+      </w:r>
+    </w:p>
+    <w:p>
+      <w:pPr>
+        <w:pStyle w:val="BodyText"/>
+      </w:pPr>
+      <w:r>
+        <w:t xml:space="preserve">ALEKSEY: Пусть выбирают сами. Мы ничего не подсказываем, ни одним словом.</w:t>
+      </w:r>
+    </w:p>
+    <w:p>
+      <w:pPr>
+        <w:pStyle w:val="BodyText"/>
+      </w:pPr>
+      <w:r>
+        <w:t xml:space="preserve">BORIS: Я не подсказываю, я старик. Я просто надеюсь вслух, это разрешено.</w:t>
+      </w:r>
+    </w:p>
+    <w:p>
+      <w:pPr>
+        <w:pStyle w:val="BodyText"/>
+      </w:pPr>
+      <w:r>
+        <w:t xml:space="preserve">LEV: Записал: «Ланской надеется вслух». Это тоже впервые за двадцать лет.</w:t>
+      </w:r>
+    </w:p>
+    <w:p>
+      <w:pPr>
+        <w:pStyle w:val="BodyText"/>
+      </w:pPr>
+      <w:r>
+        <w:t xml:space="preserve">ALEKSEY: Пришёл ответ от Волкова, всего через три минуты.</w:t>
+      </w:r>
+    </w:p>
+    <w:p>
+      <w:pPr>
+        <w:pStyle w:val="BodyText"/>
+      </w:pPr>
+      <w:r>
+        <w:t xml:space="preserve">OLGA: И что же он там пишет? Только не говори, что новую цену.</w:t>
+      </w:r>
+    </w:p>
+    <w:p>
+      <w:pPr>
+        <w:pStyle w:val="BodyText"/>
+      </w:pPr>
+      <w:r>
+        <w:t xml:space="preserve">ALEKSEY: Одно слово: «Понял». И ещё: «Завтра в двенадцать. У вас. Хочу посмотреть на картонку ещё раз. Без условий».</w:t>
       </w:r>
     </w:p>
     <w:bookmarkEnd w:id="24"/>
@@ -2526,119 +2526,119 @@
         <w:pStyle w:val="FirstParagraph"/>
       </w:pPr>
       <w:r>
-        <w:t xml:space="preserve">DOYUN: Квартира. Моя. В Москве. Окно на вокзал. Поезда — как в Вонджу грузовики. Всю ночь.</w:t>
-      </w:r>
-    </w:p>
-    <w:p>
-      <w:pPr>
-        <w:pStyle w:val="BodyText"/>
-      </w:pPr>
-      <w:r>
-        <w:t xml:space="preserve">ALEKSEY: Шумно?</w:t>
-      </w:r>
-    </w:p>
-    <w:p>
-      <w:pPr>
-        <w:pStyle w:val="BodyText"/>
-      </w:pPr>
-      <w:r>
-        <w:t xml:space="preserve">DOYUN: Нет. Хорошо. В Вонджу было слишком тихо. Я слышал свои мысли. На двух языках.</w:t>
-      </w:r>
-    </w:p>
-    <w:p>
-      <w:pPr>
-        <w:pStyle w:val="BodyText"/>
-      </w:pPr>
-      <w:r>
-        <w:t xml:space="preserve">ALEKSEY: Смотри. Снег. Первый. Двадцать седьмое октября.</w:t>
-      </w:r>
-    </w:p>
-    <w:p>
-      <w:pPr>
-        <w:pStyle w:val="BodyText"/>
-      </w:pPr>
-      <w:r>
-        <w:t xml:space="preserve">DOYUN: Мама была права. «Там снег». Второй свитер — пригодился.</w:t>
-      </w:r>
-    </w:p>
-    <w:p>
-      <w:pPr>
-        <w:pStyle w:val="BodyText"/>
-      </w:pPr>
-      <w:r>
-        <w:t xml:space="preserve">ALEKSEY: Мамы всегда правы. Бабушки — тоже. Это мы уже проверили.</w:t>
-      </w:r>
-    </w:p>
-    <w:p>
-      <w:pPr>
-        <w:pStyle w:val="BodyText"/>
-      </w:pPr>
-      <w:r>
-        <w:t xml:space="preserve">DOYUN: Лёша. Сегодня ночью — будут субтитры или нет?</w:t>
-      </w:r>
-    </w:p>
-    <w:p>
-      <w:pPr>
-        <w:pStyle w:val="BodyText"/>
-      </w:pPr>
-      <w:r>
-        <w:t xml:space="preserve">ALEKSEY: Проверим утром. Расскажешь.</w:t>
-      </w:r>
-    </w:p>
-    <w:p>
-      <w:pPr>
-        <w:pStyle w:val="BodyText"/>
-      </w:pPr>
-      <w:r>
-        <w:t xml:space="preserve">DOYUN: Расскажу. На каком языке?</w:t>
-      </w:r>
-    </w:p>
-    <w:p>
-      <w:pPr>
-        <w:pStyle w:val="BodyText"/>
-      </w:pPr>
-      <w:r>
-        <w:t xml:space="preserve">ALEKSEY: На том, на котором приснится.</w:t>
-      </w:r>
-    </w:p>
-    <w:p>
-      <w:pPr>
-        <w:pStyle w:val="BodyText"/>
-      </w:pPr>
-      <w:r>
-        <w:t xml:space="preserve">DOYUN: А завтра Волков. В двенадцать. Ты боишься?</w:t>
-      </w:r>
-    </w:p>
-    <w:p>
-      <w:pPr>
-        <w:pStyle w:val="BodyText"/>
-      </w:pPr>
-      <w:r>
-        <w:t xml:space="preserve">ALEKSEY: Нет. Он придёт не покупать, Доюн. Он придёт попрощаться. Не с нами — с идеей купить нас. Волков умеет прощаться коротко. Одним словом. Я видел, как он прощается с конкурентами: без злости, без обещаний, без «ещё увидимся». Это для него много.</w:t>
-      </w:r>
-    </w:p>
-    <w:p>
-      <w:pPr>
-        <w:pStyle w:val="BodyText"/>
-      </w:pPr>
-      <w:r>
-        <w:t xml:space="preserve">DOYUN: А ты что ему скажешь?</w:t>
-      </w:r>
-    </w:p>
-    <w:p>
-      <w:pPr>
-        <w:pStyle w:val="BodyText"/>
-      </w:pPr>
-      <w:r>
-        <w:t xml:space="preserve">ALEKSEY: Правду. Без его восьми пунктов мы бы до сих пор писали «посередине».</w:t>
-      </w:r>
-    </w:p>
-    <w:p>
-      <w:pPr>
-        <w:pStyle w:val="BodyText"/>
-      </w:pPr>
-      <w:r>
-        <w:t xml:space="preserve">DOYUN: Это хорошо. Это по-корейски. Спасибо сопернику — и с поля. Иди спать, хён. Субтитры я проверю сам.</w:t>
+        <w:t xml:space="preserve">DOYUN: Квартира, моя собственная, в Москве. Окно на вокзал, и поезда ходят всю ночь, как грузовики в Вонджу.</w:t>
+      </w:r>
+    </w:p>
+    <w:p>
+      <w:pPr>
+        <w:pStyle w:val="BodyText"/>
+      </w:pPr>
+      <w:r>
+        <w:t xml:space="preserve">ALEKSEY: Тебе здесь не шумно? Может, поменять окно или найти квартиру потише?</w:t>
+      </w:r>
+    </w:p>
+    <w:p>
+      <w:pPr>
+        <w:pStyle w:val="BodyText"/>
+      </w:pPr>
+      <w:r>
+        <w:t xml:space="preserve">DOYUN: Нет, хорошо. В Вонджу было слишком тихо, я слышал свои мысли, причём на двух языках.</w:t>
+      </w:r>
+    </w:p>
+    <w:p>
+      <w:pPr>
+        <w:pStyle w:val="BodyText"/>
+      </w:pPr>
+      <w:r>
+        <w:t xml:space="preserve">ALEKSEY: Смотри, снег. Первый снег в этом году, двадцать седьмое октября, как будто специально для тебя.</w:t>
+      </w:r>
+    </w:p>
+    <w:p>
+      <w:pPr>
+        <w:pStyle w:val="BodyText"/>
+      </w:pPr>
+      <w:r>
+        <w:t xml:space="preserve">DOYUN: Мама была права: «Там снег». Второй свитер пригодился.</w:t>
+      </w:r>
+    </w:p>
+    <w:p>
+      <w:pPr>
+        <w:pStyle w:val="BodyText"/>
+      </w:pPr>
+      <w:r>
+        <w:t xml:space="preserve">ALEKSEY: Мамы всегда правы, и бабушки тоже. Это мы с тобой уже проверили.</w:t>
+      </w:r>
+    </w:p>
+    <w:p>
+      <w:pPr>
+        <w:pStyle w:val="BodyText"/>
+      </w:pPr>
+      <w:r>
+        <w:t xml:space="preserve">DOYUN: Лёша, как ты думаешь, сегодня ночью будут субтитры или нет?</w:t>
+      </w:r>
+    </w:p>
+    <w:p>
+      <w:pPr>
+        <w:pStyle w:val="BodyText"/>
+      </w:pPr>
+      <w:r>
+        <w:t xml:space="preserve">ALEKSEY: Проверим утром. Ты мне расскажешь, что тебе приснилось.</w:t>
+      </w:r>
+    </w:p>
+    <w:p>
+      <w:pPr>
+        <w:pStyle w:val="BodyText"/>
+      </w:pPr>
+      <w:r>
+        <w:t xml:space="preserve">DOYUN: Расскажу. Только на каком языке тебе рассказать?</w:t>
+      </w:r>
+    </w:p>
+    <w:p>
+      <w:pPr>
+        <w:pStyle w:val="BodyText"/>
+      </w:pPr>
+      <w:r>
+        <w:t xml:space="preserve">ALEKSEY: На том языке, на котором приснится. Мне подойдёт любой, ты же знаешь.</w:t>
+      </w:r>
+    </w:p>
+    <w:p>
+      <w:pPr>
+        <w:pStyle w:val="BodyText"/>
+      </w:pPr>
+      <w:r>
+        <w:t xml:space="preserve">DOYUN: А завтра Волков, в двенадцать. Ты его боишься?</w:t>
+      </w:r>
+    </w:p>
+    <w:p>
+      <w:pPr>
+        <w:pStyle w:val="BodyText"/>
+      </w:pPr>
+      <w:r>
+        <w:t xml:space="preserve">ALEKSEY: Нет. Он придёт не покупать, Доюн, он придёт попрощаться, и не с нами, а с идеей купить нас. Волков умеет прощаться коротко, одним словом. Я видел, как он прощается с конкурентами: без злости, без обещаний, без «ещё увидимся». Для него это много.</w:t>
+      </w:r>
+    </w:p>
+    <w:p>
+      <w:pPr>
+        <w:pStyle w:val="BodyText"/>
+      </w:pPr>
+      <w:r>
+        <w:t xml:space="preserve">DOYUN: А ты что ему скажешь, когда он придёт?</w:t>
+      </w:r>
+    </w:p>
+    <w:p>
+      <w:pPr>
+        <w:pStyle w:val="BodyText"/>
+      </w:pPr>
+      <w:r>
+        <w:t xml:space="preserve">ALEKSEY: Правду: без его восьми пунктов мы бы до сих пор писали «посередине».</w:t>
+      </w:r>
+    </w:p>
+    <w:p>
+      <w:pPr>
+        <w:pStyle w:val="BodyText"/>
+      </w:pPr>
+      <w:r>
+        <w:t xml:space="preserve">DOYUN: Это хорошо, это по-корейски: спасибо сопернику, и с поля. Иди спать, хён, а субтитры я проверю сам.</w:t>
       </w:r>
     </w:p>
     <w:p>
@@ -3553,7 +3553,7 @@
         <w:t xml:space="preserve">“</w:t>
       </w:r>
       <w:r>
-        <w:t xml:space="preserve">Понимаю, Ольга. Я считаю лучше тебя, ты сама это говоришь каждый год. Я отдаю будущий рост за сегодняшний сон. Для инвестора это плохая сделка. Гусарова бы поставила мне двойку. А для человека — хорошая. Я сегодня — человек. Инвестором я была восемь лет. Хватит.</w:t>
+        <w:t xml:space="preserve">Понимаю, Ольга. Я считаю лучше тебя, ты сама это говоришь каждый год. Я отдаю будущий рост за сегодняшний сон. Для инвестора это плохая сделка, Гусарова бы поставила мне двойку. А для человека — хорошая. Я сегодня человек, а инвестором я была восемь лет. Хватит.</w:t>
       </w:r>
       <w:r>
         <w:t xml:space="preserve">”</w:t>
@@ -3709,19 +3709,19 @@
               <w:jc w:val="left"/>
             </w:pPr>
             <w:r>
-              <w:t xml:space="preserve">Для инвестора — плохая. А для человека — хорошая.</w:t>
-            </w:r>
-          </w:p>
-        </w:tc>
-        <w:tc>
-          <w:tcPr/>
-          <w:p>
-            <w:pPr>
-              <w:pStyle w:val="Compact"/>
-              <w:jc w:val="left"/>
-            </w:pPr>
-            <w:r>
-              <w:t xml:space="preserve">для + 생격 대구</w:t>
+              <w:t xml:space="preserve">Для инвестора это плохая сделка… А для человека — хорошая.</w:t>
+            </w:r>
+          </w:p>
+        </w:tc>
+        <w:tc>
+          <w:tcPr/>
+          <w:p>
+            <w:pPr>
+              <w:pStyle w:val="Compact"/>
+              <w:jc w:val="left"/>
+            </w:pPr>
+            <w:r>
+              <w:t xml:space="preserve">для + 생격 대구 + 가정법 삽입(бы поставила)</w:t>
             </w:r>
           </w:p>
         </w:tc>
@@ -3747,19 +3747,19 @@
               <w:jc w:val="left"/>
             </w:pPr>
             <w:r>
-              <w:t xml:space="preserve">Я сегодня — человек. Инвестором я была восемь лет.</w:t>
-            </w:r>
-          </w:p>
-        </w:tc>
-        <w:tc>
-          <w:tcPr/>
-          <w:p>
-            <w:pPr>
-              <w:pStyle w:val="Compact"/>
-              <w:jc w:val="left"/>
-            </w:pPr>
-            <w:r>
-              <w:t xml:space="preserve">조격 술어(быть)</w:t>
+              <w:t xml:space="preserve">Я сегодня человек, а инвестором я была восемь лет.</w:t>
+            </w:r>
+          </w:p>
+        </w:tc>
+        <w:tc>
+          <w:tcPr/>
+          <w:p>
+            <w:pPr>
+              <w:pStyle w:val="Compact"/>
+              <w:jc w:val="left"/>
+            </w:pPr>
+            <w:r>
+              <w:t xml:space="preserve">а 대조 + 조격 술어(быть)</w:t>
             </w:r>
           </w:p>
         </w:tc>
@@ -3821,7 +3821,7 @@
         <w:t xml:space="preserve">“</w:t>
       </w:r>
       <w:r>
-        <w:t xml:space="preserve">Понимаю. Я отдаю … за …. Для … это …. А для … — …. Хватит.</w:t>
+        <w:t xml:space="preserve">Понимаю. Я отдаю … за …. Для … это …, … бы …. А для … — …. Я сегодня …, а … я был(а) …. Хватит.</w:t>
       </w:r>
       <w:r>
         <w:t xml:space="preserve">”</w:t>
@@ -3840,7 +3840,7 @@
         <w:t xml:space="preserve"> </w:t>
       </w:r>
       <w:r>
-        <w:t xml:space="preserve">за · для… а для… · хватит</w:t>
+        <w:t xml:space="preserve">за · для… а для… · а · хватит</w:t>
       </w:r>
       <w:r>
         <w:t xml:space="preserve"> </w:t>
@@ -3856,7 +3856,7 @@
         <w:t xml:space="preserve"> </w:t>
       </w:r>
       <w:r>
-        <w:t xml:space="preserve">재무적으로는 손해지만 개인적으로 옳은 결정을 동료에게 설명하는 30~40단어 발화.</w:t>
+        <w:t xml:space="preserve">재무적으로는 손해지만 개인적으로 옳은 결정을 동료에게 설명하는 35~60단어 발화.</w:t>
       </w:r>
     </w:p>
     <w:bookmarkEnd w:id="30"/>
@@ -4293,15 +4293,15 @@
         <w:pStyle w:val="FirstParagraph"/>
       </w:pPr>
       <w:r>
-        <w:t xml:space="preserve">도윤: 좋은 아침이에요. 저 모스크바 사람이에요. 18시간. 네 시간 잤어요. 자막 없이는 안 되더라고요.</w:t>
-      </w:r>
-    </w:p>
-    <w:p>
-      <w:pPr>
-        <w:pStyle w:val="BodyText"/>
-      </w:pPr>
-      <w:r>
-        <w:t xml:space="preserve">올가: 도윤, 앉아. 커피는 — 오른쪽. 이제 네 의자는 — 이거야. 명패 달린.</w:t>
+        <w:t xml:space="preserve">도윤: 좋은 아침이에요. 이제 저 모스크바 사람이에요: 이동 18시간에 잠은 네 시간. 아쉽게도 자막 없이는 안 되더라고요.</w:t>
+      </w:r>
+    </w:p>
+    <w:p>
+      <w:pPr>
+        <w:pStyle w:val="BodyText"/>
+      </w:pPr>
+      <w:r>
+        <w:t xml:space="preserve">올가: 도윤, 앉아, 커피는 오른쪽이야. 이제 네 의자는 이거야, 명패 달린 거.</w:t>
       </w:r>
     </w:p>
     <w:p>
@@ -4317,39 +4317,39 @@
         <w:pStyle w:val="BodyText"/>
       </w:pPr>
       <w:r>
-        <w:t xml:space="preserve">올가: 조야가. 토요일에. 혼자서. 그러더라: 「기다렸다는 걸 알게」.</w:t>
-      </w:r>
-    </w:p>
-    <w:p>
-      <w:pPr>
-        <w:pStyle w:val="BodyText"/>
-      </w:pPr>
-      <w:r>
-        <w:t xml:space="preserve">보리스: 다들 좋은 아침. 레프, 옆에 앉아. 오늘은 내 말을 적는 게 아니야. 오늘은 — 의사록이야.</w:t>
-      </w:r>
-    </w:p>
-    <w:p>
-      <w:pPr>
-        <w:pStyle w:val="BodyText"/>
-      </w:pPr>
-      <w:r>
-        <w:t xml:space="preserve">레프: 난 평생 의사록을 적었어, 보리스. 넌 그걸 「말」이라고 불렀을 뿐이지.</w:t>
-      </w:r>
-    </w:p>
-    <w:p>
-      <w:pPr>
-        <w:pStyle w:val="BodyText"/>
-      </w:pPr>
-      <w:r>
-        <w:t xml:space="preserve">주예바: 좋은 아침이에요. 사외 이사로 왔어요. 그리고 증인으로. 오늘 결정이 난다면서요.</w:t>
-      </w:r>
-    </w:p>
-    <w:p>
-      <w:pPr>
-        <w:pStyle w:val="BodyText"/>
-      </w:pPr>
-      <w:r>
-        <w:t xml:space="preserve">알렉세이: 납니다, 니나 아르카디예브나. 이리나를 기다리는 중이에요.</w:t>
+        <w:t xml:space="preserve">올가: 조야가 토요일에 혼자 했어. 그러더라: 「기다렸다는 걸 알게」.</w:t>
+      </w:r>
+    </w:p>
+    <w:p>
+      <w:pPr>
+        <w:pStyle w:val="BodyText"/>
+      </w:pPr>
+      <w:r>
+        <w:t xml:space="preserve">보리스: 다들 좋은 아침. 레프, 옆에 앉아. 오늘은 내 말을 적는 게 아니라 진짜 의사록을 적는 거야.</w:t>
+      </w:r>
+    </w:p>
+    <w:p>
+      <w:pPr>
+        <w:pStyle w:val="BodyText"/>
+      </w:pPr>
+      <w:r>
+        <w:t xml:space="preserve">레프: 난 평생 의사록을 적었어, 보리스. 넌 왠지 그걸 「말」이라고 불렀을 뿐이지.</w:t>
+      </w:r>
+    </w:p>
+    <w:p>
+      <w:pPr>
+        <w:pStyle w:val="BodyText"/>
+      </w:pPr>
+      <w:r>
+        <w:t xml:space="preserve">주예바: 좋은 아침이에요. 사외 이사로, 그리고 증인으로 왔어요. 오늘 결정이 난다고들 해서요.</w:t>
+      </w:r>
+    </w:p>
+    <w:p>
+      <w:pPr>
+        <w:pStyle w:val="BodyText"/>
+      </w:pPr>
+      <w:r>
+        <w:t xml:space="preserve">알렉세이: 납니다, 니나 아르카디예브나. 이리나만 기다리고 있어요.</w:t>
       </w:r>
     </w:p>
     <w:p>
@@ -4365,47 +4365,47 @@
         <w:pStyle w:val="BodyText"/>
       </w:pPr>
       <w:r>
-        <w:t xml:space="preserve">보리스: 「걱정하지 마」라고 쓰면 — 걱정해야 해요. 90년대부터 알아요.</w:t>
-      </w:r>
-    </w:p>
-    <w:p>
-      <w:pPr>
-        <w:pStyle w:val="BodyText"/>
-      </w:pPr>
-      <w:r>
-        <w:t xml:space="preserve">이리나: 걱정 안 하셔도 돼요, 보리스 이고레비치. 죄송해요, 차가 막혀서. 왔어요. 여행 가방이랑. 놀라지 마세요.</w:t>
-      </w:r>
-    </w:p>
-    <w:p>
-      <w:pPr>
-        <w:pStyle w:val="BodyText"/>
-      </w:pPr>
-      <w:r>
-        <w:t xml:space="preserve">알렉세이: 여행 가방? 이라, 떠나?</w:t>
-      </w:r>
-    </w:p>
-    <w:p>
-      <w:pPr>
-        <w:pStyle w:val="BodyText"/>
-      </w:pPr>
-      <w:r>
-        <w:t xml:space="preserve">이리나: 3주 뒤에요. 엄마랑, 키슬로보츠크로, 한 달. 가방은 오는 길에 샀어요. 마음 바꾸지 않으려고.</w:t>
-      </w:r>
-    </w:p>
-    <w:p>
-      <w:pPr>
-        <w:pStyle w:val="BodyText"/>
-      </w:pPr>
-      <w:r>
-        <w:t xml:space="preserve">보리스: 마음 안 바꾸려고 가방을 산다. 우리식이네.</w:t>
-      </w:r>
-    </w:p>
-    <w:p>
-      <w:pPr>
-        <w:pStyle w:val="BodyText"/>
-      </w:pPr>
-      <w:r>
-        <w:t xml:space="preserve">올가: 그러니까 정했구나.</w:t>
+        <w:t xml:space="preserve">보리스: 「걱정하지 마」라고 쓰면 걱정해야 한다는 뜻이에요. 90년대부터 알아요.</w:t>
+      </w:r>
+    </w:p>
+    <w:p>
+      <w:pPr>
+        <w:pStyle w:val="BodyText"/>
+      </w:pPr>
+      <w:r>
+        <w:t xml:space="preserve">이리나: 걱정 안 하셔도 돼요, 보리스 이고레비치. 죄송해요, 차가 막혀서. 왔어요, 여행 가방이랑요. 놀라지 마세요.</w:t>
+      </w:r>
+    </w:p>
+    <w:p>
+      <w:pPr>
+        <w:pStyle w:val="BodyText"/>
+      </w:pPr>
+      <w:r>
+        <w:t xml:space="preserve">알렉세이: 여행 가방? 이라, 어디 떠나?</w:t>
+      </w:r>
+    </w:p>
+    <w:p>
+      <w:pPr>
+        <w:pStyle w:val="BodyText"/>
+      </w:pPr>
+      <w:r>
+        <w:t xml:space="preserve">이리나: 3주 뒤에 엄마랑 키슬로보츠크로, 한 달 동안요. 가방은 마음 바꾸지 않으려고 오는 길에 샀어요.</w:t>
+      </w:r>
+    </w:p>
+    <w:p>
+      <w:pPr>
+        <w:pStyle w:val="BodyText"/>
+      </w:pPr>
+      <w:r>
+        <w:t xml:space="preserve">보리스: 마음 안 바꾸려고 가방을 산다. 그게 우리식이지, 존경해요.</w:t>
+      </w:r>
+    </w:p>
+    <w:p>
+      <w:pPr>
+        <w:pStyle w:val="BodyText"/>
+      </w:pPr>
+      <w:r>
+        <w:t xml:space="preserve">올가: 그러니까 결국 정했구나, 이라.</w:t>
       </w:r>
     </w:p>
     <w:bookmarkEnd w:id="33"/>
@@ -4423,175 +4423,175 @@
         <w:pStyle w:val="FirstParagraph"/>
       </w:pPr>
       <w:r>
-        <w:t xml:space="preserve">이리나: 정했어. 끊지만 마. 토요일에 소스놉카에 갔어. 혼자. 그 못을 보고 싶었어.</w:t>
-      </w:r>
-    </w:p>
-    <w:p>
-      <w:pPr>
-        <w:pStyle w:val="BodyText"/>
-      </w:pPr>
-      <w:r>
-        <w:t xml:space="preserve">알렉세이: 소스놉카에 갔었어요? 혼자?</w:t>
-      </w:r>
-    </w:p>
-    <w:p>
-      <w:pPr>
-        <w:pStyle w:val="BodyText"/>
-      </w:pPr>
-      <w:r>
-        <w:t xml:space="preserve">이리나: 끊지 마. 진료소 현관에 남자가 앉아 있었어. 계단을 고치고 있더라. 부서진 데도 없는데.</w:t>
-      </w:r>
-    </w:p>
-    <w:p>
-      <w:pPr>
-        <w:pStyle w:val="BodyText"/>
-      </w:pPr>
-      <w:r>
-        <w:t xml:space="preserve">도윤: 미탸.</w:t>
-      </w:r>
-    </w:p>
-    <w:p>
-      <w:pPr>
-        <w:pStyle w:val="BodyText"/>
-      </w:pPr>
-      <w:r>
-        <w:t xml:space="preserve">이리나: 미탸. 드미트리 구세프. 못 들으시니까 휴대폰에 썼어: 「부서지지도 않았는데 왜 고치세요?」 읽더라. 날 오래 쳐다봤어, 내 입술에 뭔가 더 있는 것처럼. 그리고 소리 내서, 천천히, 아주 또박또박 답했어: 「부서지지 않게요」.</w:t>
-      </w:r>
-    </w:p>
-    <w:p>
-      <w:pPr>
-        <w:pStyle w:val="BodyText"/>
-      </w:pPr>
-      <w:r>
-        <w:t xml:space="preserve">올가: 「부서지지 않게」…</w:t>
-      </w:r>
-    </w:p>
-    <w:p>
-      <w:pPr>
-        <w:pStyle w:val="BodyText"/>
-      </w:pPr>
-      <w:r>
-        <w:t xml:space="preserve">이리나: 거기 30분 서 있었어. 그리고 집에 왔지. 엄마가 물었어: 「뭐로 정했니?」 내가 그랬어: 「팔기로. 그리고 남기로」.</w:t>
-      </w:r>
-    </w:p>
-    <w:p>
-      <w:pPr>
-        <w:pStyle w:val="BodyText"/>
-      </w:pPr>
-      <w:r>
-        <w:t xml:space="preserve">보리스: 팔고 — 남는다? 그게 어떻게?</w:t>
-      </w:r>
-    </w:p>
-    <w:p>
-      <w:pPr>
-        <w:pStyle w:val="BodyText"/>
-      </w:pPr>
-      <w:r>
-        <w:t xml:space="preserve">이리나: 제 20퍼센트를 「세진」에 팔아요. 6억 2천. 그건 문이에요. 그 문으로 돈이 나가요. 엄마의 줄 안 서는 병원. 키슬로보츠크. 대출 없는 집. 제 「지쳤다」는 — 값이 치러졌어요. 정직하게. 창문 없이.</w:t>
-      </w:r>
-    </w:p>
-    <w:p>
-      <w:pPr>
-        <w:pStyle w:val="BodyText"/>
-      </w:pPr>
-      <w:r>
-        <w:t xml:space="preserve">주예바: 그럼 「남는다」는요?</w:t>
-      </w:r>
-    </w:p>
-    <w:p>
-      <w:pPr>
-        <w:pStyle w:val="BodyText"/>
-      </w:pPr>
-      <w:r>
-        <w:t xml:space="preserve">이리나: 재무 이사로 남아요. 고용된. 월급 받고. 지분 없이. 키슬로보츠크 다녀와서. 다시 받아 주신다면요.</w:t>
-      </w:r>
-    </w:p>
-    <w:p>
-      <w:pPr>
-        <w:pStyle w:val="BodyText"/>
-      </w:pPr>
-      <w:r>
-        <w:t xml:space="preserve">알렉세이: 이라… 받아 준다면? 우린 보내 주지도 않았을 거야.</w:t>
-      </w:r>
-    </w:p>
-    <w:p>
-      <w:pPr>
-        <w:pStyle w:val="BodyText"/>
-      </w:pPr>
-      <w:r>
-        <w:t xml:space="preserve">이리나: 보내 줬을 거예요, 료샤. 그게 맞아요 — 지친 사람은 보내 주는 게. 그리고 저는 스스로 돌아올 거예요. 같은 문으로, 반대쪽에서. 직원으로. 8억을 어깨에 지지 않고 — 숫자만 들고. 숫자는 좋아해요. 8억은 — 싫어요. 무거워요.</w:t>
-      </w:r>
-    </w:p>
-    <w:p>
-      <w:pPr>
-        <w:pStyle w:val="BodyText"/>
-      </w:pPr>
-      <w:r>
-        <w:t xml:space="preserve">올가: 네가 뭘 내주는지 알아? 2년 뒤면 두 배가 될 회사의 20퍼센트야.</w:t>
-      </w:r>
-    </w:p>
-    <w:p>
-      <w:pPr>
-        <w:pStyle w:val="BodyText"/>
-      </w:pPr>
-      <w:r>
-        <w:t xml:space="preserve">이리나: 알아, 올가. 계산은 내가 너보다 잘하잖아, 네가 해마다 그러잖아. 오늘의 잠을 위해 미래의 성장을 내주는 거야. 투자자로선 나쁜 거래지. 구사로바라면 낙제점을 줬을 거야. 하지만 사람으로선 — 좋은 거래야. 오늘 난 — 사람이야. 투자자는 8년 했어. 됐어.</w:t>
-      </w:r>
-    </w:p>
-    <w:p>
-      <w:pPr>
-        <w:pStyle w:val="BodyText"/>
-      </w:pPr>
-      <w:r>
-        <w:t xml:space="preserve">도윤: 대표님이라면 그러셨을 거예요: 「조언이 아니다. 이야기다」. 그렇게 통역할게요.</w:t>
-      </w:r>
-    </w:p>
-    <w:p>
-      <w:pPr>
-        <w:pStyle w:val="BodyText"/>
-      </w:pPr>
-      <w:r>
-        <w:t xml:space="preserve">이리나: 통역해 줘요. 그리고 전해 줘요: 「이리나 — 「네」. 쉬고 나서. 거의」.</w:t>
-      </w:r>
-    </w:p>
-    <w:p>
-      <w:pPr>
-        <w:pStyle w:val="BodyText"/>
-      </w:pPr>
-      <w:r>
-        <w:t xml:space="preserve">알렉세이: 그럼 — 표결합시다. 올가, 읽어.</w:t>
-      </w:r>
-    </w:p>
-    <w:p>
-      <w:pPr>
-        <w:pStyle w:val="BodyText"/>
-      </w:pPr>
-      <w:r>
-        <w:t xml:space="preserve">올가: 사원 총회. 네 명 전원. 의결권 100퍼센트. 첫째: 「세베르나야 파르마」의 제안 — 거절.</w:t>
-      </w:r>
-    </w:p>
-    <w:p>
-      <w:pPr>
-        <w:pStyle w:val="BodyText"/>
-      </w:pPr>
-      <w:r>
-        <w:t xml:space="preserve">보리스: 찬성.</w:t>
-      </w:r>
-    </w:p>
-    <w:p>
-      <w:pPr>
-        <w:pStyle w:val="BodyText"/>
-      </w:pPr>
-      <w:r>
-        <w:t xml:space="preserve">이리나: 찬성.</w:t>
-      </w:r>
-    </w:p>
-    <w:p>
-      <w:pPr>
-        <w:pStyle w:val="BodyText"/>
-      </w:pPr>
-      <w:r>
-        <w:t xml:space="preserve">올가: 찬성. 알렉세이?</w:t>
+        <w:t xml:space="preserve">이리나: 정했어. 다만 제발 끊지는 마. 토요일에 소스놉카에 혼자 갔어, 그 못을 보고 싶어서.</w:t>
+      </w:r>
+    </w:p>
+    <w:p>
+      <w:pPr>
+        <w:pStyle w:val="BodyText"/>
+      </w:pPr>
+      <w:r>
+        <w:t xml:space="preserve">알렉세이: 소스놉카에 갔었어요? 완전히 혼자서요?</w:t>
+      </w:r>
+    </w:p>
+    <w:p>
+      <w:pPr>
+        <w:pStyle w:val="BodyText"/>
+      </w:pPr>
+      <w:r>
+        <w:t xml:space="preserve">이리나: 끊지 마, 료샤. 진료소 현관에 남자가 앉아서 계단을 고치고 있더라. 부서진 데도 없는데.</w:t>
+      </w:r>
+    </w:p>
+    <w:p>
+      <w:pPr>
+        <w:pStyle w:val="BodyText"/>
+      </w:pPr>
+      <w:r>
+        <w:t xml:space="preserve">도윤: 미탸예요. 장례식 때 기억나요. 그때도 아무 말 없이 일만 하셨어요.</w:t>
+      </w:r>
+    </w:p>
+    <w:p>
+      <w:pPr>
+        <w:pStyle w:val="BodyText"/>
+      </w:pPr>
+      <w:r>
+        <w:t xml:space="preserve">이리나: 응, 미탸, 드미트리 구세프. 못 들으시니까 휴대폰에 썼어: 「부서지지도 않았는데 왜 고치세요?」 읽고 나서 날 오래 쳐다봤어, 내 입술에 뭔가 더 있는 것처럼. 그리고 소리 내서, 천천히, 아주 또박또박 답했어: 「부서지지 않게요」.</w:t>
+      </w:r>
+    </w:p>
+    <w:p>
+      <w:pPr>
+        <w:pStyle w:val="BodyText"/>
+      </w:pPr>
+      <w:r>
+        <w:t xml:space="preserve">올가: 「부서지지 않게」… 어쩜 그렇게 정확한 말이야.</w:t>
+      </w:r>
+    </w:p>
+    <w:p>
+      <w:pPr>
+        <w:pStyle w:val="BodyText"/>
+      </w:pPr>
+      <w:r>
+        <w:t xml:space="preserve">이리나: 거기 30분 서 있다가 집에 왔어. 엄마가 물었어: 「뭐로 정했니?」 그래서 말했지: 「팔기로. 그리고 남기로」.</w:t>
+      </w:r>
+    </w:p>
+    <w:p>
+      <w:pPr>
+        <w:pStyle w:val="BodyText"/>
+      </w:pPr>
+      <w:r>
+        <w:t xml:space="preserve">보리스: 팔고 남는다? 그걸 어떻게 이해해야 하죠, 이리나?</w:t>
+      </w:r>
+    </w:p>
+    <w:p>
+      <w:pPr>
+        <w:pStyle w:val="BodyText"/>
+      </w:pPr>
+      <w:r>
+        <w:t xml:space="preserve">이리나: 제 20퍼센트를 「세진」에 6억 2천에 팔아요. 그건 문이고, 그 문으로 돈이 나가요: 엄마의 줄 안 서는 병원, 키슬로보츠크, 대출 없는 집. 제 「지쳤다」는 정직하게, 창문 없이 값이 치러졌고, 누구 앞에서도 부끄럽지 않아요.</w:t>
+      </w:r>
+    </w:p>
+    <w:p>
+      <w:pPr>
+        <w:pStyle w:val="BodyText"/>
+      </w:pPr>
+      <w:r>
+        <w:t xml:space="preserve">주예바: 그럼 지분이 없어지는데 「남는다」는 건 무슨 뜻이에요?</w:t>
+      </w:r>
+    </w:p>
+    <w:p>
+      <w:pPr>
+        <w:pStyle w:val="BodyText"/>
+      </w:pPr>
+      <w:r>
+        <w:t xml:space="preserve">이리나: 재무 이사로 남아요. 고용된 직원으로, 월급 받고, 지분 없이. 키슬로보츠크 다녀와서, 다시 받아 주신다면요.</w:t>
+      </w:r>
+    </w:p>
+    <w:p>
+      <w:pPr>
+        <w:pStyle w:val="BodyText"/>
+      </w:pPr>
+      <w:r>
+        <w:t xml:space="preserve">알렉세이: 이라… 「받아 준다면」이라니? 우린 아예 보내 주지도 않았을 거야.</w:t>
+      </w:r>
+    </w:p>
+    <w:p>
+      <w:pPr>
+        <w:pStyle w:val="BodyText"/>
+      </w:pPr>
+      <w:r>
+        <w:t xml:space="preserve">이리나: 보내 줬을 거예요, 료샤. 그리고 그게 맞아요, 지친 사람은 보내 주는 게. 저는 스스로 돌아올 거예요, 같은 문으로, 반대쪽에서, 직원으로. 8억을 어깨에 지지 않고 숫자만 들고요. 숫자는 좋아해요. 8억은 싫어요, 무거워요.</w:t>
+      </w:r>
+    </w:p>
+    <w:p>
+      <w:pPr>
+        <w:pStyle w:val="BodyText"/>
+      </w:pPr>
+      <w:r>
+        <w:t xml:space="preserve">올가: 그런데 네가 뭘 내주는지 알아? 2년 뒤면 두 배가 될 회사의 20퍼센트야.</w:t>
+      </w:r>
+    </w:p>
+    <w:p>
+      <w:pPr>
+        <w:pStyle w:val="BodyText"/>
+      </w:pPr>
+      <w:r>
+        <w:t xml:space="preserve">이리나: 알아, 올가. 계산은 내가 너보다 잘하잖아, 네가 해마다 그러잖아. 오늘의 잠을 위해 미래의 성장을 내주는 거야. 투자자로선 나쁜 거래고, 구사로바라면 낙제점을 줬겠지. 하지만 사람으로선 좋은 거래야. 오늘 난 사람이고, 투자자는 8년 했어. 됐어.</w:t>
+      </w:r>
+    </w:p>
+    <w:p>
+      <w:pPr>
+        <w:pStyle w:val="BodyText"/>
+      </w:pPr>
+      <w:r>
+        <w:t xml:space="preserve">도윤: 대표님이라면 그러셨을 거예요: 「조언이 아니다. 이야기다」. 딱 그렇게 통역할게요.</w:t>
+      </w:r>
+    </w:p>
+    <w:p>
+      <w:pPr>
+        <w:pStyle w:val="BodyText"/>
+      </w:pPr>
+      <w:r>
+        <w:t xml:space="preserve">이리나: 통역해 줘요. 그리고 이렇게 전해 줘요: 「이리나 — 「네」. 쉬고 나서. 거의」.</w:t>
+      </w:r>
+    </w:p>
+    <w:p>
+      <w:pPr>
+        <w:pStyle w:val="BodyText"/>
+      </w:pPr>
+      <w:r>
+        <w:t xml:space="preserve">알렉세이: 그럼 표결합시다. 올가, 순서대로 읽어 줘.</w:t>
+      </w:r>
+    </w:p>
+    <w:p>
+      <w:pPr>
+        <w:pStyle w:val="BodyText"/>
+      </w:pPr>
+      <w:r>
+        <w:t xml:space="preserve">올가: 사원 총회: 네 명 전원 출석, 의결권 100퍼센트. 첫째 안건: 「세베르나야 파르마」의 제안을 거절한다.</w:t>
+      </w:r>
+    </w:p>
+    <w:p>
+      <w:pPr>
+        <w:pStyle w:val="BodyText"/>
+      </w:pPr>
+      <w:r>
+        <w:t xml:space="preserve">보리스: 찬성, 그것도 아주 기꺼이.</w:t>
+      </w:r>
+    </w:p>
+    <w:p>
+      <w:pPr>
+        <w:pStyle w:val="BodyText"/>
+      </w:pPr>
+      <w:r>
+        <w:t xml:space="preserve">이리나: 찬성, 조금의 망설임도 없이.</w:t>
+      </w:r>
+    </w:p>
+    <w:p>
+      <w:pPr>
+        <w:pStyle w:val="BodyText"/>
+      </w:pPr>
+      <w:r>
+        <w:t xml:space="preserve">올가: 나도 찬성이고, 기쁘게 적고 있어. 알렉세이, 네 표는?</w:t>
       </w:r>
     </w:p>
     <w:p>
@@ -4607,87 +4607,87 @@
         <w:pStyle w:val="BodyText"/>
       </w:pPr>
       <w:r>
-        <w:t xml:space="preserve">올가: 만장일치로 가결. 둘째 안건. 란스코이와 벨로바의 지분을 「세진」에 매각 — 각 20퍼센트, 공정 가격으로. 「세진」의 조건과 일곱째 항과 함께. 사원의 우선매수권은 — 행사하지 않는다. 의식적으로 포기한다.</w:t>
-      </w:r>
-    </w:p>
-    <w:p>
-      <w:pPr>
-        <w:pStyle w:val="BodyText"/>
-      </w:pPr>
-      <w:r>
-        <w:t xml:space="preserve">레프: 우선매수권 포기는 — 서면으로. 각자. 세 장 준비했어요.</w:t>
-      </w:r>
-    </w:p>
-    <w:p>
-      <w:pPr>
-        <w:pStyle w:val="BodyText"/>
-      </w:pPr>
-      <w:r>
-        <w:t xml:space="preserve">알렉세이: 보리스 이고레비치 지분에 대한 포기에 서명합니다. 돈이 없어요. 그리고 「세진」이 — 더 맞아요.</w:t>
-      </w:r>
-    </w:p>
-    <w:p>
-      <w:pPr>
-        <w:pStyle w:val="BodyText"/>
-      </w:pPr>
-      <w:r>
-        <w:t xml:space="preserve">올가: 서명합니다. 나도 돈 없어요. 나도 더 맞다고 봐요.</w:t>
-      </w:r>
-    </w:p>
-    <w:p>
-      <w:pPr>
-        <w:pStyle w:val="BodyText"/>
-      </w:pPr>
-      <w:r>
-        <w:t xml:space="preserve">보리스: 그리고 나는 이리나 지분의 우선매수권 포기에 서명하지. 돈은 있어도, 꽤 있어요, 레프가 확인해 줄 거고. 난 「모스트」가 더 필요하지 않아요. 덜 필요하지도 않고. 그냥 있기만 하면 돼요. 10년 뒤에도. 20년 뒤에도. 내가 없을 때도.</w:t>
-      </w:r>
-    </w:p>
-    <w:p>
-      <w:pPr>
-        <w:pStyle w:val="BodyText"/>
-      </w:pPr>
-      <w:r>
-        <w:t xml:space="preserve">올가: 셋째 안건. 정관 변경. 알렉세이의 세 조건 — 모든 사원에게, 영원히. 「세진」의 거부권 둘. 상한 — 40. 거울식 권리. 그리고 8항: 판지는 누구도 떼지 않는다. 「Себе — тоже」라는 세부 항목과 함께.</w:t>
-      </w:r>
-    </w:p>
-    <w:p>
-      <w:pPr>
-        <w:pStyle w:val="BodyText"/>
-      </w:pPr>
-      <w:r>
-        <w:t xml:space="preserve">주예바: 「Себе — тоже」를 — 정관에? 법적으로 그게 뭐예요?</w:t>
-      </w:r>
-    </w:p>
-    <w:p>
-      <w:pPr>
-        <w:pStyle w:val="BodyText"/>
-      </w:pPr>
-      <w:r>
-        <w:t xml:space="preserve">올가: 법적으로는 — 아무것도 아니에요. 사람으로서는 — 전부고요. 공증인이 물을 거예요. 내가 답하죠. 20년째 공증인들한테 답하고 있어요.</w:t>
-      </w:r>
-    </w:p>
-    <w:p>
-      <w:pPr>
-        <w:pStyle w:val="BodyText"/>
-      </w:pPr>
-      <w:r>
-        <w:t xml:space="preserve">알렉세이: 찬성.</w:t>
-      </w:r>
-    </w:p>
-    <w:p>
-      <w:pPr>
-        <w:pStyle w:val="BodyText"/>
-      </w:pPr>
-      <w:r>
-        <w:t xml:space="preserve">이리나: 찬성.</w:t>
-      </w:r>
-    </w:p>
-    <w:p>
-      <w:pPr>
-        <w:pStyle w:val="BodyText"/>
-      </w:pPr>
-      <w:r>
-        <w:t xml:space="preserve">보리스: 찬성. 사원으로서 마지막 표야. 멋지게 됐나?</w:t>
+        <w:t xml:space="preserve">올가: 만장일치로 가결. 둘째 안건: 란스코이와 벨로바의 지분 각 20퍼센트를 공정 가격으로, 「세진」의 조건과 일곱째 항과 함께 「세진」에 매각한다. 사원의 우선매수권은 행사하지 않으며, 이는 실수가 아니에요. 의식적으로 포기한다.</w:t>
+      </w:r>
+    </w:p>
+    <w:p>
+      <w:pPr>
+        <w:pStyle w:val="BodyText"/>
+      </w:pPr>
+      <w:r>
+        <w:t xml:space="preserve">레프: 우선매수권 포기는 여러분 각자가 서면으로 해야 해요. 세 장 준비했어요.</w:t>
+      </w:r>
+    </w:p>
+    <w:p>
+      <w:pPr>
+        <w:pStyle w:val="BodyText"/>
+      </w:pPr>
+      <w:r>
+        <w:t xml:space="preserve">알렉세이: 보리스 이고레비치 지분에 대한 포기에 서명합니다. 저한텐 돈이 없고, 「세진」이 더 맞아요.</w:t>
+      </w:r>
+    </w:p>
+    <w:p>
+      <w:pPr>
+        <w:pStyle w:val="BodyText"/>
+      </w:pPr>
+      <w:r>
+        <w:t xml:space="preserve">올가: 나도 서명해요. 나도 돈이 없고, 「세진」이 더 맞다고 봐요.</w:t>
+      </w:r>
+    </w:p>
+    <w:p>
+      <w:pPr>
+        <w:pStyle w:val="BodyText"/>
+      </w:pPr>
+      <w:r>
+        <w:t xml:space="preserve">보리스: 그리고 나는 이리나 지분의 우선매수권 포기에 서명하지. 돈은 있어요, 꽤 있어요, 레프가 확인해 줄 거고. 난 「모스트」가 더 필요하지도, 덜 필요하지도 않아요. 그냥 있기만 하면 돼요: 10년 뒤에도, 20년 뒤에도, 내가 없을 때도.</w:t>
+      </w:r>
+    </w:p>
+    <w:p>
+      <w:pPr>
+        <w:pStyle w:val="BodyText"/>
+      </w:pPr>
+      <w:r>
+        <w:t xml:space="preserve">올가: 셋째 안건, 정관 변경. 알렉세이의 세 조건을 모든 사원에게 영원히, 「세진」의 거부권 둘, 상한 40퍼센트, 거울식 권리. 그리고 8항: 판지는 누구도 절대 떼지 않는다, 내가 직접 넣은 「Себе — тоже」라는 별도 세부 항목과 함께.</w:t>
+      </w:r>
+    </w:p>
+    <w:p>
+      <w:pPr>
+        <w:pStyle w:val="BodyText"/>
+      </w:pPr>
+      <w:r>
+        <w:t xml:space="preserve">주예바: 「Себе — тоже」를 정관에요? 법적으로 그게 무슨 의미예요?</w:t>
+      </w:r>
+    </w:p>
+    <w:p>
+      <w:pPr>
+        <w:pStyle w:val="BodyText"/>
+      </w:pPr>
+      <w:r>
+        <w:t xml:space="preserve">올가: 법적으로는 — 아무것도 아니에요. 사람으로서는 — 전부고요. 공증인이 물으면 내가 답하죠, 20년째 공증인들한테 답하고 있으니까.</w:t>
+      </w:r>
+    </w:p>
+    <w:p>
+      <w:pPr>
+        <w:pStyle w:val="BodyText"/>
+      </w:pPr>
+      <w:r>
+        <w:t xml:space="preserve">알렉세이: 찬성, 두 손 들어서요.</w:t>
+      </w:r>
+    </w:p>
+    <w:p>
+      <w:pPr>
+        <w:pStyle w:val="BodyText"/>
+      </w:pPr>
+      <w:r>
+        <w:t xml:space="preserve">이리나: 찬성. 그리고 「Себе — тоже」에는 특히 찬성이에요.</w:t>
+      </w:r>
+    </w:p>
+    <w:p>
+      <w:pPr>
+        <w:pStyle w:val="BodyText"/>
+      </w:pPr>
+      <w:r>
+        <w:t xml:space="preserve">보리스: 찬성. 사원으로서 마지막 표야. 멋지게 됐나, 레프?</w:t>
       </w:r>
     </w:p>
     <w:p>
@@ -4713,87 +4713,87 @@
         <w:pStyle w:val="FirstParagraph"/>
       </w:pPr>
       <w:r>
-        <w:t xml:space="preserve">알렉세이: 여러분. 백한 명 — 여기 마흔, 화면에 예순하나. 결정 전에 말하겠다고 약속했어요. 결정은 한 시간 전에 났고, 바로 말씀드리는 거니 — 거의 「전」이에요. 그 한 시간은 죄송해요. 올가 페트로브나가 제가 긴장하는 속도보다 빨리 의사록을 쓰셨거든요.</w:t>
-      </w:r>
-    </w:p>
-    <w:p>
-      <w:pPr>
-        <w:pStyle w:val="BodyText"/>
-      </w:pPr>
-      <w:r>
-        <w:t xml:space="preserve">파샤: 30일 지났어요. 어제로. 세고 있었어요.</w:t>
-      </w:r>
-    </w:p>
-    <w:p>
-      <w:pPr>
-        <w:pStyle w:val="BodyText"/>
-      </w:pPr>
-      <w:r>
-        <w:t xml:space="preserve">알렉세이: 그럼 네가 제일 먼저 알아야지. 우리는 남는다. 「모스트」는 팔지 않는다. 볼코프에게 — 아니요.</w:t>
-      </w:r>
-    </w:p>
-    <w:p>
-      <w:pPr>
-        <w:pStyle w:val="BodyText"/>
-      </w:pPr>
-      <w:r>
-        <w:t xml:space="preserve">파샤: 그럼 저도 남아요. 아들이 물으면 — 이렇게 말할게요: 아빠는 헛되이 기다리지 않았다.</w:t>
-      </w:r>
-    </w:p>
-    <w:p>
-      <w:pPr>
-        <w:pStyle w:val="BodyText"/>
-      </w:pPr>
-      <w:r>
-        <w:t xml:space="preserve">발랴: 완전히 아니요예요? 아니면 「아직은 아니요」예요?</w:t>
-      </w:r>
-    </w:p>
-    <w:p>
-      <w:pPr>
-        <w:pStyle w:val="BodyText"/>
-      </w:pPr>
-      <w:r>
-        <w:t xml:space="preserve">알렉세이: 완전히. 볼코프에게만이 아니라. 밤을 닫으려는 누구에게도. 이제 정관에 있어요. 올가 페트로브나가 확인해 줄 거예요.</w:t>
-      </w:r>
-    </w:p>
-    <w:p>
-      <w:pPr>
-        <w:pStyle w:val="BodyText"/>
-      </w:pPr>
-      <w:r>
-        <w:t xml:space="preserve">올가: 확인해요. 오늘 아침부터 정관 8항. 알렉세이의 세 조건 — 모든 사원에게, 영원히. 모든 사원의 동의 없이는 바꿀 수 없어요. 그리고 이제 사원 중 하나가 — 「세진」이에요. 그리고 그 조건을 스스로 제안했죠. 내 경력에서 보호막과 파트너가 같은 얼굴인 유일한 경우예요.</w:t>
-      </w:r>
-    </w:p>
-    <w:p>
-      <w:pPr>
-        <w:pStyle w:val="BodyText"/>
-      </w:pPr>
-      <w:r>
-        <w:t xml:space="preserve">코르닐로바: 「세진」이 — 사원이라고요? 처음 듣는 얘기네요.</w:t>
-      </w:r>
-    </w:p>
-    <w:p>
-      <w:pPr>
-        <w:pStyle w:val="BodyText"/>
-      </w:pPr>
-      <w:r>
-        <w:t xml:space="preserve">알렉세이: 그게 두 번째 부분이에요. 보리스 이고레비치가 사업에서 나가세요. 그분 20퍼센트는 「세진」이 사요. 이리나 세르게예브나도 20퍼센트를 팔아요 — 역시 「세진」에. 그리고 우리와 남아요. 재무 이사로. 한 달 뒤에. 키슬로보츠크 다녀와서.</w:t>
-      </w:r>
-    </w:p>
-    <w:p>
-      <w:pPr>
-        <w:pStyle w:val="BodyText"/>
-      </w:pPr>
-      <w:r>
-        <w:t xml:space="preserve">디마: 이리나 세르게예브나… 지분을 파셨어요? 그런데 남으세요?</w:t>
-      </w:r>
-    </w:p>
-    <w:p>
-      <w:pPr>
-        <w:pStyle w:val="BodyText"/>
-      </w:pPr>
-      <w:r>
-        <w:t xml:space="preserve">이리나: 팔았어요. 남아요. 지친 건 — 값을 치렀어요. 이제 8억을 어깨에 지지 않고 여러분 보너스를 계산할 거예요. 계산이 더 가벼워요.</w:t>
+        <w:t xml:space="preserve">알렉세이: 여러분, 우리는 백한 명이에요: 여기 마흔, 화면에 예순하나. 결정 전에 말하겠다고 약속했어요. 결정은 한 시간 전에 났고 바로 말씀드리는 거니까, 거의 「전」이에요. 그 한 시간은 죄송해요. 올가 페트로브나가 제가 긴장하는 속도보다 빨리 의사록을 쓰셨거든요.</w:t>
+      </w:r>
+    </w:p>
+    <w:p>
+      <w:pPr>
+        <w:pStyle w:val="BodyText"/>
+      </w:pPr>
+      <w:r>
+        <w:t xml:space="preserve">파샤: 30일이 어제로 지났어요, 알렉세이 니콜라예비치. 하루하루 세고 있었어요.</w:t>
+      </w:r>
+    </w:p>
+    <w:p>
+      <w:pPr>
+        <w:pStyle w:val="BodyText"/>
+      </w:pPr>
+      <w:r>
+        <w:t xml:space="preserve">알렉세이: 그럼 네가 제일 먼저 알아야지. 우리는 남는다. 「모스트」는 팔지 않고, 볼코프에게는 — 아니요.</w:t>
+      </w:r>
+    </w:p>
+    <w:p>
+      <w:pPr>
+        <w:pStyle w:val="BodyText"/>
+      </w:pPr>
+      <w:r>
+        <w:t xml:space="preserve">파샤: 그럼 저도 남아요. 아들이 물으면 이렇게 말할게요: 아빠는 헛되이 기다리지 않았다.</w:t>
+      </w:r>
+    </w:p>
+    <w:p>
+      <w:pPr>
+        <w:pStyle w:val="BodyText"/>
+      </w:pPr>
+      <w:r>
+        <w:t xml:space="preserve">발랴: 완전히 아니요예요? 아니면 아직은 「아니요」인 거예요?</w:t>
+      </w:r>
+    </w:p>
+    <w:p>
+      <w:pPr>
+        <w:pStyle w:val="BodyText"/>
+      </w:pPr>
+      <w:r>
+        <w:t xml:space="preserve">알렉세이: 완전히요. 볼코프에게만이 아니라 밤을 닫으려는 누구에게도. 이제 정관에 있어요, 올가 페트로브나가 확인해 줄 거예요.</w:t>
+      </w:r>
+    </w:p>
+    <w:p>
+      <w:pPr>
+        <w:pStyle w:val="BodyText"/>
+      </w:pPr>
+      <w:r>
+        <w:t xml:space="preserve">올가: 확인해요. 오늘 아침부터 정관 8항이에요: 알렉세이의 세 조건은 모든 사원에게 영원히 적용돼요. 모든 사원의 동의 없이는 바꿀 수 없는데, 이제 사원 중 하나가 「세진」이고, 그 조건을 스스로 제안했죠. 내 경력에서 보호막과 파트너가 같은 얼굴인 유일한 경우예요.</w:t>
+      </w:r>
+    </w:p>
+    <w:p>
+      <w:pPr>
+        <w:pStyle w:val="BodyText"/>
+      </w:pPr>
+      <w:r>
+        <w:t xml:space="preserve">코르닐로바: 「세진」이 사원이 됐다고요? 그건 처음 듣는 소식이네요.</w:t>
+      </w:r>
+    </w:p>
+    <w:p>
+      <w:pPr>
+        <w:pStyle w:val="BodyText"/>
+      </w:pPr>
+      <w:r>
+        <w:t xml:space="preserve">알렉세이: 그게 두 번째 소식이에요. 보리스 이고레비치가 사업에서 나가시고, 그분 20퍼센트는 「세진」이 사요. 이리나 세르게예브나도 20퍼센트를 「세진」에 팔지만, 재무 이사로 우리와 남아요. 한 달 뒤, 키슬로보츠크에서 푹 쉬고 돌아와서요.</w:t>
+      </w:r>
+    </w:p>
+    <w:p>
+      <w:pPr>
+        <w:pStyle w:val="BodyText"/>
+      </w:pPr>
+      <w:r>
+        <w:t xml:space="preserve">디마: 이리나 세르게예브나… 지분을 파셨는데도 남으세요?</w:t>
+      </w:r>
+    </w:p>
+    <w:p>
+      <w:pPr>
+        <w:pStyle w:val="BodyText"/>
+      </w:pPr>
+      <w:r>
+        <w:t xml:space="preserve">이리나: 팔았고, 남아요. 지친 건 값을 치렀고, 이제 8억을 어깨에 지지 않고 여러분 보너스를 계산할 거예요. 그게 계산하기 더 가벼워요.</w:t>
       </w:r>
     </w:p>
     <w:p>
@@ -4809,127 +4809,127 @@
         <w:pStyle w:val="BodyText"/>
       </w:pPr>
       <w:r>
-        <w:t xml:space="preserve">이리나: 더 많아지진 않아요, 디마. 더 정확해지죠.</w:t>
-      </w:r>
-    </w:p>
-    <w:p>
-      <w:pPr>
-        <w:pStyle w:val="BodyText"/>
-      </w:pPr>
-      <w:r>
-        <w:t xml:space="preserve">리타: 정지 권한은요? 제 부서는요?</w:t>
-      </w:r>
-    </w:p>
-    <w:p>
-      <w:pPr>
-        <w:pStyle w:val="BodyText"/>
-      </w:pPr>
-      <w:r>
-        <w:t xml:space="preserve">알렉세이: 5년은 — 보장. 그 뒤엔 — 영원히, 제가 미치지 않는다면. 미치면 — 도윤이 「왜」라고 물을 거예요.</w:t>
-      </w:r>
-    </w:p>
-    <w:p>
-      <w:pPr>
-        <w:pStyle w:val="BodyText"/>
-      </w:pPr>
-      <w:r>
-        <w:t xml:space="preserve">도윤: 안녕하세요. 박도윤입니다. 많은 분들이 전화로 저를 아시죠. 이제 — 실물로요. 제 일은 「왜」라고 묻는 거예요.</w:t>
-      </w:r>
-    </w:p>
-    <w:p>
-      <w:pPr>
-        <w:pStyle w:val="BodyText"/>
-      </w:pPr>
-      <w:r>
-        <w:t xml:space="preserve">조야: 저희한테도 물으실 거예요?</w:t>
-      </w:r>
-    </w:p>
-    <w:p>
-      <w:pPr>
-        <w:pStyle w:val="BodyText"/>
-      </w:pPr>
-      <w:r>
-        <w:t xml:space="preserve">도윤: 여러분에겐 — 특히요. 여러분이 이사들보다 답을 더 잘 알거든요. 8년 동안 그걸 깨달았어요.</w:t>
-      </w:r>
-    </w:p>
-    <w:p>
-      <w:pPr>
-        <w:pStyle w:val="BodyText"/>
-      </w:pPr>
-      <w:r>
-        <w:t xml:space="preserve">키릴: 알렉세이 니콜라예비치, 볼코프는요? 그냥 물러나진 않을 텐데요. 명단, 인사 담당자들…</w:t>
-      </w:r>
-    </w:p>
-    <w:p>
-      <w:pPr>
-        <w:pStyle w:val="BodyText"/>
-      </w:pPr>
-      <w:r>
-        <w:t xml:space="preserve">올가: 12개월 인력 빼가기 금지는 — 유효해. 서명했어. 거래가 없어도.</w:t>
-      </w:r>
-    </w:p>
-    <w:p>
-      <w:pPr>
-        <w:pStyle w:val="BodyText"/>
-      </w:pPr>
-      <w:r>
-        <w:t xml:space="preserve">스베타: 저도 말해도 될까요? 손님으로 왔어요. 마지막 서류 가지러요. 저… 들었어요. 축하드려요. 진심으로.</w:t>
-      </w:r>
-    </w:p>
-    <w:p>
-      <w:pPr>
-        <w:pStyle w:val="BodyText"/>
-      </w:pPr>
-      <w:r>
-        <w:t xml:space="preserve">알렉세이: 고마워요, 스베타. 스베타 서명 — 서른여덟 번째 — 걸려 있어요. 판지 아래에.</w:t>
-      </w:r>
-    </w:p>
-    <w:p>
-      <w:pPr>
-        <w:pStyle w:val="BodyText"/>
-      </w:pPr>
-      <w:r>
-        <w:t xml:space="preserve">스베타: 봤어요. 저… 부끄럽고 기뻐요. 동시에.</w:t>
-      </w:r>
-    </w:p>
-    <w:p>
-      <w:pPr>
-        <w:pStyle w:val="BodyText"/>
-      </w:pPr>
-      <w:r>
-        <w:t xml:space="preserve">발랴: 그럴 때가 있어요. 밤에 자주 그래요.</w:t>
-      </w:r>
-    </w:p>
-    <w:p>
-      <w:pPr>
-        <w:pStyle w:val="BodyText"/>
-      </w:pPr>
-      <w:r>
-        <w:t xml:space="preserve">코르닐로바: 발렌티나, 글을 써 보세요. 의학지 말고 — 사람에 관한 잡지에.</w:t>
-      </w:r>
-    </w:p>
-    <w:p>
-      <w:pPr>
-        <w:pStyle w:val="BodyText"/>
-      </w:pPr>
-      <w:r>
-        <w:t xml:space="preserve">발랴: 저는 통화 일지에만 써요, 엘레나 빅토로브나. 거기 전부 사람 얘기예요.</w:t>
-      </w:r>
-    </w:p>
-    <w:p>
-      <w:pPr>
-        <w:pStyle w:val="BodyText"/>
-      </w:pPr>
-      <w:r>
-        <w:t xml:space="preserve">알렉세이: 그리고 마지막. 여러분의 편지: 「우리를 눈 감고 팔지 마라」. 우리는 팔지 않았어요. 눈 감고도, 눈 뜨고도 — 어떻게도. 이게 답이에요. 한 줄로, 부탁하신 대로, 한 문장에 한 문장으로. 올가가 좋은 비율이라고 했어요. 코르닐로바도요.</w:t>
-      </w:r>
-    </w:p>
-    <w:p>
-      <w:pPr>
-        <w:pStyle w:val="BodyText"/>
-      </w:pPr>
-      <w:r>
-        <w:t xml:space="preserve">파샤: 뭔데요?</w:t>
+        <w:t xml:space="preserve">이리나: 더 많아지는 게 아니라 더 정확해지죠, 디마. 그게 훨씬 중요해요, 믿으세요.</w:t>
+      </w:r>
+    </w:p>
+    <w:p>
+      <w:pPr>
+        <w:pStyle w:val="BodyText"/>
+      </w:pPr>
+      <w:r>
+        <w:t xml:space="preserve">리타: 정지 권한은요? 제 부서는 어떻게 돼요?</w:t>
+      </w:r>
+    </w:p>
+    <w:p>
+      <w:pPr>
+        <w:pStyle w:val="BodyText"/>
+      </w:pPr>
+      <w:r>
+        <w:t xml:space="preserve">알렉세이: 5년은 보장이고, 그 뒤엔 영원히요, 제가 미치지 않는다면. 미치면 도윤이 「왜」라고 물을 거예요.</w:t>
+      </w:r>
+    </w:p>
+    <w:p>
+      <w:pPr>
+        <w:pStyle w:val="BodyText"/>
+      </w:pPr>
+      <w:r>
+        <w:t xml:space="preserve">도윤: 안녕하세요, 박도윤입니다. 많은 분들이 전화로 저를 아시는데, 이제 실물로 뵙네요. 제 일은 「왜」라고 묻는 거예요.</w:t>
+      </w:r>
+    </w:p>
+    <w:p>
+      <w:pPr>
+        <w:pStyle w:val="BodyText"/>
+      </w:pPr>
+      <w:r>
+        <w:t xml:space="preserve">조야: 저희한테도 물으실 거예요, 아니면 이사들한테만요?</w:t>
+      </w:r>
+    </w:p>
+    <w:p>
+      <w:pPr>
+        <w:pStyle w:val="BodyText"/>
+      </w:pPr>
+      <w:r>
+        <w:t xml:space="preserve">도윤: 여러분에겐 특히요, 여러분이 이사들보다 답을 더 잘 아니까요. 8년 동안 그걸 깨달았어요.</w:t>
+      </w:r>
+    </w:p>
+    <w:p>
+      <w:pPr>
+        <w:pStyle w:val="BodyText"/>
+      </w:pPr>
+      <w:r>
+        <w:t xml:space="preserve">키릴: 알렉세이 니콜라예비치, 볼코프는요? 그냥 물러나진 않을 텐데요: 명단, 인사 담당자들…</w:t>
+      </w:r>
+    </w:p>
+    <w:p>
+      <w:pPr>
+        <w:pStyle w:val="BodyText"/>
+      </w:pPr>
+      <w:r>
+        <w:t xml:space="preserve">올가: 12개월 인력 빼가기 금지는 유효해. 거래가 없어도 서명은 됐어.</w:t>
+      </w:r>
+    </w:p>
+    <w:p>
+      <w:pPr>
+        <w:pStyle w:val="BodyText"/>
+      </w:pPr>
+      <w:r>
+        <w:t xml:space="preserve">스베타: 저도 말해도 될까요? 마지막 서류 가지러 손님으로 왔어요. 저… 다 들었어요. 축하드려요, 진심으로.</w:t>
+      </w:r>
+    </w:p>
+    <w:p>
+      <w:pPr>
+        <w:pStyle w:val="BodyText"/>
+      </w:pPr>
+      <w:r>
+        <w:t xml:space="preserve">알렉세이: 고마워요, 스베타. 스베타 서명, 서른여덟 번째는 판지 아래 걸려 있어요.</w:t>
+      </w:r>
+    </w:p>
+    <w:p>
+      <w:pPr>
+        <w:pStyle w:val="BodyText"/>
+      </w:pPr>
+      <w:r>
+        <w:t xml:space="preserve">스베타: 봤어요. 솔직히 부끄럽고 기뻐요, 동시에.</w:t>
+      </w:r>
+    </w:p>
+    <w:p>
+      <w:pPr>
+        <w:pStyle w:val="BodyText"/>
+      </w:pPr>
+      <w:r>
+        <w:t xml:space="preserve">발랴: 그럴 때가 있어요, 스베타. 밤에는 아주 자주 그래요.</w:t>
+      </w:r>
+    </w:p>
+    <w:p>
+      <w:pPr>
+        <w:pStyle w:val="BodyText"/>
+      </w:pPr>
+      <w:r>
+        <w:t xml:space="preserve">코르닐로바: 발렌티나, 글을 써 보세요. 의학지 말고 사람에 관한 잡지에.</w:t>
+      </w:r>
+    </w:p>
+    <w:p>
+      <w:pPr>
+        <w:pStyle w:val="BodyText"/>
+      </w:pPr>
+      <w:r>
+        <w:t xml:space="preserve">발랴: 저는 통화 일지에만 써요, 엘레나 빅토로브나. 거긴 이미 전부 사람 얘기예요.</w:t>
+      </w:r>
+    </w:p>
+    <w:p>
+      <w:pPr>
+        <w:pStyle w:val="BodyText"/>
+      </w:pPr>
+      <w:r>
+        <w:t xml:space="preserve">알렉세이: 그리고 마지막. 여러분의 편지: 「우리를 눈 감고 팔지 마라」. 우리는 팔지 않았어요: 눈 감고도, 눈 뜨고도, 어떻게도. 이게 답이에요, 부탁하신 대로 한 줄로, 한 문장에 한 문장으로. 올가가 좋은 비율이라고 했고, 코르닐로바도요.</w:t>
+      </w:r>
+    </w:p>
+    <w:p>
+      <w:pPr>
+        <w:pStyle w:val="BodyText"/>
+      </w:pPr>
+      <w:r>
+        <w:t xml:space="preserve">파샤: 그래서 그 한 줄짜리 답이 뭔데요?</w:t>
       </w:r>
     </w:p>
     <w:p>
@@ -4945,7 +4945,7 @@
         <w:pStyle w:val="BodyText"/>
       </w:pPr>
       <w:r>
-        <w:t xml:space="preserve">코르닐로바: 그럼 일하러 가죠. 두 시에 — 사마라 의사 열두 명. 볼코프 얘긴 몰라도 돼요.</w:t>
+        <w:t xml:space="preserve">코르닐로바: 그럼 일하러 가죠. 두 시에 사마라 의사 열두 명이 와요. 볼코프 얘긴 몰라도 돼요.</w:t>
       </w:r>
     </w:p>
     <w:bookmarkEnd w:id="35"/>
@@ -4963,15 +4963,15 @@
         <w:pStyle w:val="FirstParagraph"/>
       </w:pPr>
       <w:r>
-        <w:t xml:space="preserve">알렉세이: 볼코프에게 편지. 한 줄. 약속대로. 올랴, 이라, 도윤 — 봐 줘.</w:t>
-      </w:r>
-    </w:p>
-    <w:p>
-      <w:pPr>
-        <w:pStyle w:val="BodyText"/>
-      </w:pPr>
-      <w:r>
-        <w:t xml:space="preserve">올가: 소리 내서 읽어.</w:t>
+        <w:t xml:space="preserve">알렉세이: 약속대로 볼코프에게 한 줄짜리 편지야. 올랴, 이라, 도윤, 좀 봐 줘.</w:t>
+      </w:r>
+    </w:p>
+    <w:p>
+      <w:pPr>
+        <w:pStyle w:val="BodyText"/>
+      </w:pPr>
+      <w:r>
+        <w:t xml:space="preserve">올가: 소리 내서 읽어. 그래야 어디가 거짓인지 잘 들려.</w:t>
       </w:r>
     </w:p>
     <w:p>
@@ -4987,15 +4987,15 @@
         <w:pStyle w:val="BodyText"/>
       </w:pPr>
       <w:r>
-        <w:t xml:space="preserve">이리나: 「결정에 도움이 되었다」. 사실이에요. 그 사람의 여덟 항목이 없었으면 우린 아직도 칠판 「가운데」에 쓰고 있었을 거예요.</w:t>
-      </w:r>
-    </w:p>
-    <w:p>
-      <w:pPr>
-        <w:pStyle w:val="BodyText"/>
-      </w:pPr>
-      <w:r>
-        <w:t xml:space="preserve">도윤: 한국에선 대회가 끝나면 상대에게 이렇게 감사해요. 인사하고 — 경기장을 떠나요.</w:t>
+        <w:t xml:space="preserve">이리나: 「결정에 도움이 되었다」는 사실이에요. 그 사람의 여덟 항목이 없었으면 우린 아직도 칠판 「가운데」에 쓰고 있었을 거예요.</w:t>
+      </w:r>
+    </w:p>
+    <w:p>
+      <w:pPr>
+        <w:pStyle w:val="BodyText"/>
+      </w:pPr>
+      <w:r>
+        <w:t xml:space="preserve">도윤: 한국에선 대회가 끝나면 상대에게 이렇게 감사해요: 인사하고, 경기장을 떠나죠.</w:t>
       </w:r>
     </w:p>
     <w:p>
@@ -5011,63 +5011,63 @@
         <w:pStyle w:val="BodyText"/>
       </w:pPr>
       <w:r>
-        <w:t xml:space="preserve">알렉세이: 안 뺄래. 그 사람은 제안을 했어. 시간, 은행, 애널리스트를 들였지. 제안도 — 존중이야. 받아들일 수 없는 거라도.</w:t>
-      </w:r>
-    </w:p>
-    <w:p>
-      <w:pPr>
-        <w:pStyle w:val="BodyText"/>
-      </w:pPr>
-      <w:r>
-        <w:t xml:space="preserve">올가: 좋아. 그럼 남겨. 너 점점 정중해진다, 료샤. 무섭게.</w:t>
-      </w:r>
-    </w:p>
-    <w:p>
-      <w:pPr>
-        <w:pStyle w:val="BodyText"/>
-      </w:pPr>
-      <w:r>
-        <w:t xml:space="preserve">보리스: 나도 한마디 해도 될까요? 아직 여기 있어요. 이사회 마지막 날이에요. 늙은이에게 마지막 말을 줘요.</w:t>
-      </w:r>
-    </w:p>
-    <w:p>
-      <w:pPr>
-        <w:pStyle w:val="BodyText"/>
-      </w:pPr>
-      <w:r>
-        <w:t xml:space="preserve">알렉세이: 물론이죠, 보리스 이고레비치. 언제나요.</w:t>
-      </w:r>
-    </w:p>
-    <w:p>
-      <w:pPr>
-        <w:pStyle w:val="BodyText"/>
-      </w:pPr>
-      <w:r>
-        <w:t xml:space="preserve">보리스: 보내. 내일까지 기다리지 말고. 볼코프는 답을 기다리는 걸 싫어해 — 제안을 기다리는 건 좋아하지. 완전히 다른 거야. 답은 — 존중이야. 오늘 답을 줘 — 그럼 앞으로 20년 너를 존중할 거야. 경쟁할 때도. 경쟁할 때는 특히.</w:t>
-      </w:r>
-    </w:p>
-    <w:p>
-      <w:pPr>
-        <w:pStyle w:val="BodyText"/>
-      </w:pPr>
-      <w:r>
-        <w:t xml:space="preserve">알렉세이: 보냈어요. 16시 7분.</w:t>
-      </w:r>
-    </w:p>
-    <w:p>
-      <w:pPr>
-        <w:pStyle w:val="BodyText"/>
-      </w:pPr>
-      <w:r>
-        <w:t xml:space="preserve">보리스: 이제 — 내 차례. 오늘 이사회에서 나가요. 60일 뒤가 아니라. 멋진 건 — 제때 해야지.</w:t>
-      </w:r>
-    </w:p>
-    <w:p>
-      <w:pPr>
-        <w:pStyle w:val="BodyText"/>
-      </w:pPr>
-      <w:r>
-        <w:t xml:space="preserve">이리나: 보리스 이고레비치, 그럼 누가 대신해요?</w:t>
+        <w:t xml:space="preserve">알렉세이: 안 뺄래. 그 사람은 제안을 했고, 거기에 시간, 은행, 애널리스트를 들였어. 제안도 존중이야, 받아들일 수 없는 거라도.</w:t>
+      </w:r>
+    </w:p>
+    <w:p>
+      <w:pPr>
+        <w:pStyle w:val="BodyText"/>
+      </w:pPr>
+      <w:r>
+        <w:t xml:space="preserve">올가: 좋아, 그럼 남겨. 너 점점 정중해진다, 료샤. 그게 좀 무서워.</w:t>
+      </w:r>
+    </w:p>
+    <w:p>
+      <w:pPr>
+        <w:pStyle w:val="BodyText"/>
+      </w:pPr>
+      <w:r>
+        <w:t xml:space="preserve">보리스: 나도 한마디 해도 될까요? 아직 여기 있어요, 이사회 마지막 날이에요. 늙은이에게 마지막 말을 줘요.</w:t>
+      </w:r>
+    </w:p>
+    <w:p>
+      <w:pPr>
+        <w:pStyle w:val="BodyText"/>
+      </w:pPr>
+      <w:r>
+        <w:t xml:space="preserve">알렉세이: 물론이죠, 보리스 이고레비치. 오늘만이 아니라 언제나요.</w:t>
+      </w:r>
+    </w:p>
+    <w:p>
+      <w:pPr>
+        <w:pStyle w:val="BodyText"/>
+      </w:pPr>
+      <w:r>
+        <w:t xml:space="preserve">보리스: 보내, 내일까지 기다리지 말고. 볼코프는 답을 기다리는 걸 싫어하고 제안을 기다리는 걸 좋아해, 그건 완전히 다른 거야. 답은 — 존중이야. 오늘 답을 주면 앞으로 20년 너를 존중할 거야, 경쟁할 때도. 경쟁할 때는 특히.</w:t>
+      </w:r>
+    </w:p>
+    <w:p>
+      <w:pPr>
+        <w:pStyle w:val="BodyText"/>
+      </w:pPr>
+      <w:r>
+        <w:t xml:space="preserve">알렉세이: 보냈어요, 16시 7분에. 이제 되돌릴 순 없어요.</w:t>
+      </w:r>
+    </w:p>
+    <w:p>
+      <w:pPr>
+        <w:pStyle w:val="BodyText"/>
+      </w:pPr>
+      <w:r>
+        <w:t xml:space="preserve">보리스: 이제 내 차례예요. 60일 뒤가 아니라 오늘 이사회에서 나가요. 멋진 건 — 제때 해야지.</w:t>
+      </w:r>
+    </w:p>
+    <w:p>
+      <w:pPr>
+        <w:pStyle w:val="BodyText"/>
+      </w:pPr>
+      <w:r>
+        <w:t xml:space="preserve">이리나: 보리스 이고레비치, 그럼 누가 대신하게 돼요?</w:t>
       </w:r>
     </w:p>
     <w:p>
@@ -5083,47 +5083,47 @@
         <w:pStyle w:val="BodyText"/>
       </w:pPr>
       <w:r>
-        <w:t xml:space="preserve">보리스: 생각해 뒀어요, 니나 아르카디예브나. 이사회 다섯째 자리. 투자자 말고. 변호사 말고. 화학자도 말고, 미안해요. 밤에 전화를 받는 사람. 직원 대표를 제안해요. 선출제로. 자기들이 뽑게 해요, 비밀 투표로, 쪽지를 상자에 넣어서. 91년처럼.</w:t>
-      </w:r>
-    </w:p>
-    <w:p>
-      <w:pPr>
-        <w:pStyle w:val="BodyText"/>
-      </w:pPr>
-      <w:r>
-        <w:t xml:space="preserve">주예바: 이사회에 직원 대표라. 러시아에선 드물죠. 하지만 법으로 금지되진 않았어요.</w:t>
-      </w:r>
-    </w:p>
-    <w:p>
-      <w:pPr>
-        <w:pStyle w:val="BodyText"/>
-      </w:pPr>
-      <w:r>
-        <w:t xml:space="preserve">올가: 금지 안 됐어요. 어떻게 할지 알아볼게요. 보리스 이고레비치가 원하시면 — 나도 원해요.</w:t>
-      </w:r>
-    </w:p>
-    <w:p>
-      <w:pPr>
-        <w:pStyle w:val="BodyText"/>
-      </w:pPr>
-      <w:r>
-        <w:t xml:space="preserve">보리스: 원해요. 그리고 하나 더. 발랴가 뽑히면 — 기쁠 거예요. 「눈 감고」를 생각해 낸 사람이니까.</w:t>
-      </w:r>
-    </w:p>
-    <w:p>
-      <w:pPr>
-        <w:pStyle w:val="BodyText"/>
-      </w:pPr>
-      <w:r>
-        <w:t xml:space="preserve">알렉세이: 스스로 뽑게 하죠. 우린 귀띔 안 해요.</w:t>
-      </w:r>
-    </w:p>
-    <w:p>
-      <w:pPr>
-        <w:pStyle w:val="BodyText"/>
-      </w:pPr>
-      <w:r>
-        <w:t xml:space="preserve">보리스: 귀띔하는 게 아니에요. 난 늙은이예요. 그냥 소리 내서 바라는 거죠.</w:t>
+        <w:t xml:space="preserve">보리스: 생각해 뒀어요, 니나 아르카디예브나. 이사회 다섯째 자리는 투자자도, 변호사도, 화학자도 아니에요, 미안해요. 밤에 전화를 받는 사람이요. 선출제 직원 대표를 제안해요. 91년처럼 비밀 투표로, 쪽지를 상자에 넣어서 자기들이 뽑게 해요.</w:t>
+      </w:r>
+    </w:p>
+    <w:p>
+      <w:pPr>
+        <w:pStyle w:val="BodyText"/>
+      </w:pPr>
+      <w:r>
+        <w:t xml:space="preserve">주예바: 이사회에 직원 대표라고요? 러시아에선 드물지만 법으로 금지되진 않았어요.</w:t>
+      </w:r>
+    </w:p>
+    <w:p>
+      <w:pPr>
+        <w:pStyle w:val="BodyText"/>
+      </w:pPr>
+      <w:r>
+        <w:t xml:space="preserve">올가: 금지 안 됐어요, 어떻게 할지 알아볼게요. 보리스 이고레비치가 원하시면 나도 원해요.</w:t>
+      </w:r>
+    </w:p>
+    <w:p>
+      <w:pPr>
+        <w:pStyle w:val="BodyText"/>
+      </w:pPr>
+      <w:r>
+        <w:t xml:space="preserve">보리스: 원해요. 그리고 하나 더: 발랴가 뽑히면 기쁠 거예요, 「눈 감고」를 생각해 낸 사람이니까.</w:t>
+      </w:r>
+    </w:p>
+    <w:p>
+      <w:pPr>
+        <w:pStyle w:val="BodyText"/>
+      </w:pPr>
+      <w:r>
+        <w:t xml:space="preserve">알렉세이: 스스로 뽑게 하죠. 우린 한마디도 귀띔 안 해요.</w:t>
+      </w:r>
+    </w:p>
+    <w:p>
+      <w:pPr>
+        <w:pStyle w:val="BodyText"/>
+      </w:pPr>
+      <w:r>
+        <w:t xml:space="preserve">보리스: 귀띔하는 게 아니에요, 난 늙은이예요. 그냥 소리 내서 바라는 거죠, 그건 허용되잖아요.</w:t>
       </w:r>
     </w:p>
     <w:p>
@@ -5139,23 +5139,23 @@
         <w:pStyle w:val="BodyText"/>
       </w:pPr>
       <w:r>
-        <w:t xml:space="preserve">알렉세이: 볼코프 답장이에요. 왔어요. 3분 만에.</w:t>
-      </w:r>
-    </w:p>
-    <w:p>
-      <w:pPr>
-        <w:pStyle w:val="BodyText"/>
-      </w:pPr>
-      <w:r>
-        <w:t xml:space="preserve">올가: 뭐래?</w:t>
-      </w:r>
-    </w:p>
-    <w:p>
-      <w:pPr>
-        <w:pStyle w:val="BodyText"/>
-      </w:pPr>
-      <w:r>
-        <w:t xml:space="preserve">알렉세이: 한 단어. 「알겠습니다」. 그리고: 「내일 12시. 그쪽에서. 판지를 한 번 더 보고 싶소. 조건 없이」.</w:t>
+        <w:t xml:space="preserve">알렉세이: 볼코프 답장이 왔어요, 고작 3분 만에.</w:t>
+      </w:r>
+    </w:p>
+    <w:p>
+      <w:pPr>
+        <w:pStyle w:val="BodyText"/>
+      </w:pPr>
+      <w:r>
+        <w:t xml:space="preserve">올가: 뭐래? 설마 새 가격을 불렀다고는 하지 마.</w:t>
+      </w:r>
+    </w:p>
+    <w:p>
+      <w:pPr>
+        <w:pStyle w:val="BodyText"/>
+      </w:pPr>
+      <w:r>
+        <w:t xml:space="preserve">알렉세이: 한 단어: 「알겠습니다」. 그리고: 「내일 12시. 그쪽에서. 판지를 한 번 더 보고 싶소. 조건 없이」.</w:t>
       </w:r>
     </w:p>
     <w:bookmarkEnd w:id="36"/>
@@ -5173,119 +5173,119 @@
         <w:pStyle w:val="FirstParagraph"/>
       </w:pPr>
       <w:r>
-        <w:t xml:space="preserve">도윤: 집. 내 집. 모스크바에. 창밖엔 기차역. 기차가 — 원주의 트럭처럼. 밤새도록.</w:t>
-      </w:r>
-    </w:p>
-    <w:p>
-      <w:pPr>
-        <w:pStyle w:val="BodyText"/>
-      </w:pPr>
-      <w:r>
-        <w:t xml:space="preserve">알렉세이: 시끄러워?</w:t>
-      </w:r>
-    </w:p>
-    <w:p>
-      <w:pPr>
-        <w:pStyle w:val="BodyText"/>
-      </w:pPr>
-      <w:r>
-        <w:t xml:space="preserve">도윤: 아니. 좋아. 원주는 너무 조용했어. 내 생각이 들렸지. 두 언어로.</w:t>
-      </w:r>
-    </w:p>
-    <w:p>
-      <w:pPr>
-        <w:pStyle w:val="BodyText"/>
-      </w:pPr>
-      <w:r>
-        <w:t xml:space="preserve">알렉세이: 봐. 눈이야. 첫눈. 10월 27일.</w:t>
-      </w:r>
-    </w:p>
-    <w:p>
-      <w:pPr>
-        <w:pStyle w:val="BodyText"/>
-      </w:pPr>
-      <w:r>
-        <w:t xml:space="preserve">도윤: 엄마 말이 맞았어. 「거긴 눈 와」. 두 번째 스웨터 — 쓸모가 있었네.</w:t>
-      </w:r>
-    </w:p>
-    <w:p>
-      <w:pPr>
-        <w:pStyle w:val="BodyText"/>
-      </w:pPr>
-      <w:r>
-        <w:t xml:space="preserve">알렉세이: 엄마는 늘 맞아. 할머니도. 우리 이미 확인했잖아.</w:t>
-      </w:r>
-    </w:p>
-    <w:p>
-      <w:pPr>
-        <w:pStyle w:val="BodyText"/>
-      </w:pPr>
-      <w:r>
-        <w:t xml:space="preserve">도윤: 료샤. 오늘 밤엔 — 자막이 나올까, 안 나올까?</w:t>
-      </w:r>
-    </w:p>
-    <w:p>
-      <w:pPr>
-        <w:pStyle w:val="BodyText"/>
-      </w:pPr>
-      <w:r>
-        <w:t xml:space="preserve">알렉세이: 아침에 확인하자. 얘기해 줘.</w:t>
-      </w:r>
-    </w:p>
-    <w:p>
-      <w:pPr>
-        <w:pStyle w:val="BodyText"/>
-      </w:pPr>
-      <w:r>
-        <w:t xml:space="preserve">도윤: 얘기해 줄게. 어느 언어로?</w:t>
-      </w:r>
-    </w:p>
-    <w:p>
-      <w:pPr>
-        <w:pStyle w:val="BodyText"/>
-      </w:pPr>
-      <w:r>
-        <w:t xml:space="preserve">알렉세이: 꿈꾼 언어로.</w:t>
-      </w:r>
-    </w:p>
-    <w:p>
-      <w:pPr>
-        <w:pStyle w:val="BodyText"/>
-      </w:pPr>
-      <w:r>
-        <w:t xml:space="preserve">도윤: 그리고 내일은 볼코프. 12시에. 무서워?</w:t>
-      </w:r>
-    </w:p>
-    <w:p>
-      <w:pPr>
-        <w:pStyle w:val="BodyText"/>
-      </w:pPr>
-      <w:r>
-        <w:t xml:space="preserve">알렉세이: 아니. 사러 오는 게 아니야, 도윤. 작별하러 오는 거야. 우리랑이 아니라 — 우리를 사겠다는 생각이랑. 볼코프는 짧게 작별할 줄 알아. 한 단어로. 경쟁자들과 작별하는 걸 봤어: 화내지 않고, 약속도 없이, 「또 봅시다」도 없이. 그 사람한텐 그게 큰 거야.</w:t>
-      </w:r>
-    </w:p>
-    <w:p>
-      <w:pPr>
-        <w:pStyle w:val="BodyText"/>
-      </w:pPr>
-      <w:r>
-        <w:t xml:space="preserve">도윤: 넌 뭐라고 할 건데?</w:t>
-      </w:r>
-    </w:p>
-    <w:p>
-      <w:pPr>
-        <w:pStyle w:val="BodyText"/>
-      </w:pPr>
-      <w:r>
-        <w:t xml:space="preserve">알렉세이: 사실대로. 그 사람의 여덟 항목이 없었으면 우린 아직도 「가운데」에 쓰고 있었을 거라고.</w:t>
-      </w:r>
-    </w:p>
-    <w:p>
-      <w:pPr>
-        <w:pStyle w:val="BodyText"/>
-      </w:pPr>
-      <w:r>
-        <w:t xml:space="preserve">도윤: 좋네. 한국식이야. 상대에게 감사하고 — 경기장을 떠나는. 가서 자, 형. 자막은 내가 확인할게.</w:t>
+        <w:t xml:space="preserve">도윤: 내 집, 모스크바에 있는 내 집이야. 창밖엔 기차역이 있고, 원주의 트럭처럼 기차가 밤새 다녀.</w:t>
+      </w:r>
+    </w:p>
+    <w:p>
+      <w:pPr>
+        <w:pStyle w:val="BodyText"/>
+      </w:pPr>
+      <w:r>
+        <w:t xml:space="preserve">알렉세이: 시끄럽지 않아? 창문을 바꾸든지 더 조용한 집을 찾을까?</w:t>
+      </w:r>
+    </w:p>
+    <w:p>
+      <w:pPr>
+        <w:pStyle w:val="BodyText"/>
+      </w:pPr>
+      <w:r>
+        <w:t xml:space="preserve">도윤: 아니, 좋아. 원주는 너무 조용해서 내 생각이 들렸어, 그것도 두 언어로.</w:t>
+      </w:r>
+    </w:p>
+    <w:p>
+      <w:pPr>
+        <w:pStyle w:val="BodyText"/>
+      </w:pPr>
+      <w:r>
+        <w:t xml:space="preserve">알렉세이: 봐, 눈이야. 올해 첫눈, 10월 27일. 꼭 너를 위해 내리는 것 같다.</w:t>
+      </w:r>
+    </w:p>
+    <w:p>
+      <w:pPr>
+        <w:pStyle w:val="BodyText"/>
+      </w:pPr>
+      <w:r>
+        <w:t xml:space="preserve">도윤: 엄마 말이 맞았어: 「거긴 눈 와」. 두 번째 스웨터가 쓸모가 있었네.</w:t>
+      </w:r>
+    </w:p>
+    <w:p>
+      <w:pPr>
+        <w:pStyle w:val="BodyText"/>
+      </w:pPr>
+      <w:r>
+        <w:t xml:space="preserve">알렉세이: 엄마는 늘 맞아, 할머니도. 우리 둘이 이미 확인했잖아.</w:t>
+      </w:r>
+    </w:p>
+    <w:p>
+      <w:pPr>
+        <w:pStyle w:val="BodyText"/>
+      </w:pPr>
+      <w:r>
+        <w:t xml:space="preserve">도윤: 료샤, 오늘 밤엔 자막이 나올까, 안 나올까?</w:t>
+      </w:r>
+    </w:p>
+    <w:p>
+      <w:pPr>
+        <w:pStyle w:val="BodyText"/>
+      </w:pPr>
+      <w:r>
+        <w:t xml:space="preserve">알렉세이: 아침에 확인하자. 무슨 꿈 꿨는지 얘기해 줘.</w:t>
+      </w:r>
+    </w:p>
+    <w:p>
+      <w:pPr>
+        <w:pStyle w:val="BodyText"/>
+      </w:pPr>
+      <w:r>
+        <w:t xml:space="preserve">도윤: 얘기해 줄게. 그런데 어느 언어로 얘기해 줄까?</w:t>
+      </w:r>
+    </w:p>
+    <w:p>
+      <w:pPr>
+        <w:pStyle w:val="BodyText"/>
+      </w:pPr>
+      <w:r>
+        <w:t xml:space="preserve">알렉세이: 꿈꾼 언어로. 나는 어느 언어든 괜찮아, 알잖아.</w:t>
+      </w:r>
+    </w:p>
+    <w:p>
+      <w:pPr>
+        <w:pStyle w:val="BodyText"/>
+      </w:pPr>
+      <w:r>
+        <w:t xml:space="preserve">도윤: 그리고 내일은 12시에 볼코프야. 무서워?</w:t>
+      </w:r>
+    </w:p>
+    <w:p>
+      <w:pPr>
+        <w:pStyle w:val="BodyText"/>
+      </w:pPr>
+      <w:r>
+        <w:t xml:space="preserve">알렉세이: 아니. 사러 오는 게 아니야, 도윤, 작별하러 오는 거야. 우리랑이 아니라 우리를 사겠다는 생각이랑. 볼코프는 짧게, 한 단어로 작별할 줄 알아. 경쟁자들과 작별하는 걸 봤어: 화내지 않고, 약속도 없이, 「또 봅시다」도 없이. 그 사람한텐 그게 큰 거야.</w:t>
+      </w:r>
+    </w:p>
+    <w:p>
+      <w:pPr>
+        <w:pStyle w:val="BodyText"/>
+      </w:pPr>
+      <w:r>
+        <w:t xml:space="preserve">도윤: 그 사람이 오면 넌 뭐라고 할 건데?</w:t>
+      </w:r>
+    </w:p>
+    <w:p>
+      <w:pPr>
+        <w:pStyle w:val="BodyText"/>
+      </w:pPr>
+      <w:r>
+        <w:t xml:space="preserve">알렉세이: 사실대로: 그 사람의 여덟 항목이 없었으면 우린 아직도 「가운데」에 쓰고 있었을 거라고.</w:t>
+      </w:r>
+    </w:p>
+    <w:p>
+      <w:pPr>
+        <w:pStyle w:val="BodyText"/>
+      </w:pPr>
+      <w:r>
+        <w:t xml:space="preserve">도윤: 좋네, 한국식이야: 상대에게 감사하고 경기장을 떠나는. 가서 자, 형. 자막은 내가 확인할게.</w:t>
       </w:r>
     </w:p>
     <w:bookmarkEnd w:id="37"/>
